--- a/前3集_客户反馈重制版_精装.docx
+++ b/前3集_客户反馈重制版_精装.docx
@@ -516,336 +516,1334 @@
         <w:t>▸  关键变化清单</w:t>
       </w:r>
     </w:p>
-    <w:p>
-      <w:pPr>
-        <w:spacing w:before="40" w:after="40"/>
-      </w:pPr>
-      <w:r>
-        <w:rPr>
-          <w:rFonts w:ascii="Microsoft YaHei" w:hAnsi="Microsoft YaHei" w:eastAsia="Microsoft YaHei"/>
-          <w:color w:val="2C3E50"/>
-          <w:sz w:val="21"/>
-        </w:rPr>
-        <w:t>| 编号 | 客户提的问题 | 这一版的处理 |</w:t>
-      </w:r>
-    </w:p>
-    <w:p>
-      <w:pPr>
-        <w:spacing w:before="40" w:after="40"/>
-      </w:pPr>
-      <w:r>
-        <w:rPr>
-          <w:rFonts w:ascii="Microsoft YaHei" w:hAnsi="Microsoft YaHei" w:eastAsia="Microsoft YaHei"/>
-          <w:color w:val="2C3E50"/>
-          <w:sz w:val="21"/>
-        </w:rPr>
-        <w:t>|---|---|---|</w:t>
-      </w:r>
-    </w:p>
-    <w:p>
-      <w:pPr>
-        <w:spacing w:before="40" w:after="40"/>
-      </w:pPr>
-      <w:r>
-        <w:rPr>
-          <w:rFonts w:ascii="Microsoft YaHei" w:hAnsi="Microsoft YaHei" w:eastAsia="Microsoft YaHei"/>
-          <w:color w:val="2C3E50"/>
-          <w:sz w:val="21"/>
-        </w:rPr>
-        <w:t>| 1 | E1 开篇"我没有穿越"留白 | 第一句改成"他们骗我 / 拐我 / 要我肚子里的孩子" |</w:t>
-      </w:r>
-    </w:p>
-    <w:p>
-      <w:pPr>
-        <w:spacing w:before="40" w:after="40"/>
-      </w:pPr>
-      <w:r>
-        <w:rPr>
-          <w:rFonts w:ascii="Microsoft YaHei" w:hAnsi="Microsoft YaHei" w:eastAsia="Microsoft YaHei"/>
-          <w:color w:val="2C3E50"/>
-          <w:sz w:val="21"/>
-        </w:rPr>
-        <w:t>| 2 | 闪回 OS"我以为这就是我的命"无前置 | 闪回结构改为"被骗过程"四段：认娘→做肥皂→嫁傻子→怀孕 |</w:t>
-      </w:r>
-    </w:p>
-    <w:p>
-      <w:pPr>
-        <w:spacing w:before="40" w:after="40"/>
-      </w:pPr>
-      <w:r>
-        <w:rPr>
-          <w:rFonts w:ascii="Microsoft YaHei" w:hAnsi="Microsoft YaHei" w:eastAsia="Microsoft YaHei"/>
-          <w:color w:val="2C3E50"/>
-          <w:sz w:val="21"/>
-        </w:rPr>
-        <w:t>| 3 | "弯腰像当年娘"不直观 | 删除，改为王翠芬直说"你是娘的闺女" |</w:t>
-      </w:r>
-    </w:p>
-    <w:p>
-      <w:pPr>
-        <w:spacing w:before="40" w:after="40"/>
-      </w:pPr>
-      <w:r>
-        <w:rPr>
-          <w:rFonts w:ascii="Microsoft YaHei" w:hAnsi="Microsoft YaHei" w:eastAsia="Microsoft YaHei"/>
-          <w:color w:val="2C3E50"/>
-          <w:sz w:val="21"/>
-        </w:rPr>
-        <w:t>| 4 | "做肥皂烧玻璃"高度省略 | 改为完整场景 + OS"我蠢得替他们脑补出温情" |</w:t>
-      </w:r>
-    </w:p>
-    <w:p>
-      <w:pPr>
-        <w:spacing w:before="40" w:after="40"/>
-      </w:pPr>
-      <w:r>
-        <w:rPr>
-          <w:rFonts w:ascii="Microsoft YaHei" w:hAnsi="Microsoft YaHei" w:eastAsia="Microsoft YaHei"/>
-          <w:color w:val="2C3E50"/>
-          <w:sz w:val="21"/>
-        </w:rPr>
-        <w:t xml:space="preserve">| 5 | 林老实身份模糊 | 明确：林老实是一家之主 / 骗局策划者 / </w:t>
-      </w:r>
-      <w:r>
-        <w:rPr>
-          <w:rFonts w:ascii="Microsoft YaHei" w:hAnsi="Microsoft YaHei" w:eastAsia="Microsoft YaHei"/>
-          <w:b/>
-          <w:color w:val="C0392B"/>
-          <w:sz w:val="22"/>
-        </w:rPr>
-        <w:t>把女主安排嫁给傻子林二郎</w:t>
-      </w:r>
-      <w:r>
-        <w:rPr>
-          <w:rFonts w:ascii="Microsoft YaHei" w:hAnsi="Microsoft YaHei" w:eastAsia="Microsoft YaHei"/>
-          <w:color w:val="2C3E50"/>
-          <w:sz w:val="21"/>
-        </w:rPr>
-        <w:t xml:space="preserve"> |</w:t>
-      </w:r>
-    </w:p>
-    <w:p>
-      <w:pPr>
-        <w:spacing w:before="40" w:after="40"/>
-      </w:pPr>
-      <w:r>
-        <w:rPr>
-          <w:rFonts w:ascii="Microsoft YaHei" w:hAnsi="Microsoft YaHei" w:eastAsia="Microsoft YaHei"/>
-          <w:color w:val="2C3E50"/>
-          <w:sz w:val="21"/>
-        </w:rPr>
-        <w:t>| 6 | "嫁了个老实人"无前置 | 改为林老实指定嫁 / 林二郎是傻子 / 女主目的就是生孩子 |</w:t>
-      </w:r>
-    </w:p>
-    <w:p>
-      <w:pPr>
-        <w:spacing w:before="40" w:after="40"/>
-      </w:pPr>
-      <w:r>
-        <w:rPr>
-          <w:rFonts w:ascii="Microsoft YaHei" w:hAnsi="Microsoft YaHei" w:eastAsia="Microsoft YaHei"/>
-          <w:color w:val="2C3E50"/>
-          <w:sz w:val="21"/>
-        </w:rPr>
-        <w:t>| 7 | 拐卖目的没说透 | OS 直接用绝对名词："人贩子团伙 / 要我肚子里的孩子" |</w:t>
-      </w:r>
-    </w:p>
-    <w:p>
-      <w:pPr>
-        <w:spacing w:before="40" w:after="40"/>
-      </w:pPr>
-      <w:r>
-        <w:rPr>
-          <w:rFonts w:ascii="Microsoft YaHei" w:hAnsi="Microsoft YaHei" w:eastAsia="Microsoft YaHei"/>
-          <w:color w:val="2C3E50"/>
-          <w:sz w:val="21"/>
-        </w:rPr>
-        <w:t>| 8 | "仙女下凡"逻辑错误 | 王翠芬认女儿改为"</w:t>
-      </w:r>
-      <w:r>
-        <w:rPr>
-          <w:rFonts w:ascii="Microsoft YaHei" w:hAnsi="Microsoft YaHei" w:eastAsia="Microsoft YaHei"/>
-          <w:b/>
-          <w:color w:val="C0392B"/>
-          <w:sz w:val="22"/>
-        </w:rPr>
-        <w:t>你是娘的闺女，你怎么会忘了自己是谁</w:t>
-      </w:r>
-      <w:r>
-        <w:rPr>
-          <w:rFonts w:ascii="Microsoft YaHei" w:hAnsi="Microsoft YaHei" w:eastAsia="Microsoft YaHei"/>
-          <w:color w:val="2C3E50"/>
-          <w:sz w:val="21"/>
-        </w:rPr>
-        <w:t>"；"仙女下凡"挪到反派为让女主相信穿越身份而</w:t>
-      </w:r>
-      <w:r>
-        <w:rPr>
-          <w:rFonts w:ascii="Microsoft YaHei" w:hAnsi="Microsoft YaHei" w:eastAsia="Microsoft YaHei"/>
-          <w:b/>
-          <w:color w:val="C0392B"/>
-          <w:sz w:val="22"/>
-        </w:rPr>
-        <w:t>心理战式拍马屁</w:t>
-      </w:r>
-      <w:r>
-        <w:rPr>
-          <w:rFonts w:ascii="Microsoft YaHei" w:hAnsi="Microsoft YaHei" w:eastAsia="Microsoft YaHei"/>
-          <w:color w:val="2C3E50"/>
-          <w:sz w:val="21"/>
-        </w:rPr>
-        <w:t xml:space="preserve"> |</w:t>
-      </w:r>
-    </w:p>
-    <w:p>
-      <w:pPr>
-        <w:spacing w:before="40" w:after="40"/>
-      </w:pPr>
-      <w:r>
-        <w:rPr>
-          <w:rFonts w:ascii="Microsoft YaHei" w:hAnsi="Microsoft YaHei" w:eastAsia="Microsoft YaHei"/>
-          <w:color w:val="2C3E50"/>
-          <w:sz w:val="21"/>
-        </w:rPr>
-        <w:t>| 9 | 女主"奶声奶气"逻辑错 | 女主</w:t>
-      </w:r>
-      <w:r>
-        <w:rPr>
-          <w:rFonts w:ascii="Microsoft YaHei" w:hAnsi="Microsoft YaHei" w:eastAsia="Microsoft YaHei"/>
-          <w:b/>
-          <w:color w:val="C0392B"/>
-          <w:sz w:val="22"/>
-        </w:rPr>
-        <w:t>清醒装失忆</w:t>
-      </w:r>
-      <w:r>
-        <w:rPr>
-          <w:rFonts w:ascii="Microsoft YaHei" w:hAnsi="Microsoft YaHei" w:eastAsia="Microsoft YaHei"/>
-          <w:color w:val="2C3E50"/>
-          <w:sz w:val="21"/>
-        </w:rPr>
-        <w:t>——有计算的演技，不是婴儿感 |</w:t>
-      </w:r>
-    </w:p>
-    <w:p>
-      <w:pPr>
-        <w:spacing w:before="40" w:after="40"/>
-      </w:pPr>
-      <w:r>
-        <w:rPr>
-          <w:rFonts w:ascii="Microsoft YaHei" w:hAnsi="Microsoft YaHei" w:eastAsia="Microsoft YaHei"/>
-          <w:color w:val="2C3E50"/>
-          <w:sz w:val="21"/>
-        </w:rPr>
-        <w:t>| 10 | E1 末没有小闭环 | 改为：女主回神→OS立誓→</w:t>
-      </w:r>
-      <w:r>
-        <w:rPr>
-          <w:rFonts w:ascii="Microsoft YaHei" w:hAnsi="Microsoft YaHei" w:eastAsia="Microsoft YaHei"/>
-          <w:b/>
-          <w:color w:val="C0392B"/>
-          <w:sz w:val="22"/>
-        </w:rPr>
-        <w:t>假装失忆问"你是谁？我是谁？这是哪里？"</w:t>
-      </w:r>
-      <w:r>
-        <w:rPr>
-          <w:rFonts w:ascii="Microsoft YaHei" w:hAnsi="Microsoft YaHei" w:eastAsia="Microsoft YaHei"/>
-          <w:color w:val="2C3E50"/>
-          <w:sz w:val="21"/>
-        </w:rPr>
-        <w:t>→王翠芬才接"你忘了" |</w:t>
-      </w:r>
-    </w:p>
-    <w:p>
-      <w:pPr>
-        <w:spacing w:before="40" w:after="40"/>
-      </w:pPr>
-      <w:r>
-        <w:rPr>
-          <w:rFonts w:ascii="Microsoft YaHei" w:hAnsi="Microsoft YaHei" w:eastAsia="Microsoft YaHei"/>
-          <w:color w:val="2C3E50"/>
-          <w:sz w:val="21"/>
-        </w:rPr>
-        <w:t>| 11 | E2 钩子方向错 | 女主不再"得意"反派演技烂；改为</w:t>
-      </w:r>
-      <w:r>
-        <w:rPr>
-          <w:rFonts w:ascii="Microsoft YaHei" w:hAnsi="Microsoft YaHei" w:eastAsia="Microsoft YaHei"/>
-          <w:b/>
-          <w:color w:val="C0392B"/>
-          <w:sz w:val="22"/>
-        </w:rPr>
-        <w:t>"我蠢得让他们演了三年"的悔恨</w:t>
-      </w:r>
-      <w:r>
-        <w:rPr>
-          <w:rFonts w:ascii="Microsoft YaHei" w:hAnsi="Microsoft YaHei" w:eastAsia="Microsoft YaHei"/>
-          <w:color w:val="2C3E50"/>
-          <w:sz w:val="21"/>
-        </w:rPr>
-        <w:t xml:space="preserve"> |</w:t>
-      </w:r>
-    </w:p>
-    <w:p>
-      <w:pPr>
-        <w:spacing w:before="40" w:after="40"/>
-      </w:pPr>
-      <w:r>
-        <w:rPr>
-          <w:rFonts w:ascii="Microsoft YaHei" w:hAnsi="Microsoft YaHei" w:eastAsia="Microsoft YaHei"/>
-          <w:color w:val="2C3E50"/>
-          <w:sz w:val="21"/>
-        </w:rPr>
-        <w:t>| 12 | E2 钩子"第一个排队上来"不够狠 | 改为：</w:t>
-      </w:r>
-      <w:r>
-        <w:rPr>
-          <w:rFonts w:ascii="Microsoft YaHei" w:hAnsi="Microsoft YaHei" w:eastAsia="Microsoft YaHei"/>
-          <w:b/>
-          <w:color w:val="C0392B"/>
-          <w:sz w:val="22"/>
-        </w:rPr>
-        <w:t>"来了。第一个。那我就先拿你开刀。"</w:t>
-      </w:r>
-      <w:r>
-        <w:rPr>
-          <w:rFonts w:ascii="Microsoft YaHei" w:hAnsi="Microsoft YaHei" w:eastAsia="Microsoft YaHei"/>
-          <w:color w:val="2C3E50"/>
-          <w:sz w:val="21"/>
-        </w:rPr>
-        <w:t xml:space="preserve"> |</w:t>
-      </w:r>
-    </w:p>
-    <w:p>
-      <w:pPr>
-        <w:spacing w:before="40" w:after="40"/>
-      </w:pPr>
-      <w:r>
-        <w:rPr>
-          <w:rFonts w:ascii="Microsoft YaHei" w:hAnsi="Microsoft YaHei" w:eastAsia="Microsoft YaHei"/>
-          <w:color w:val="2C3E50"/>
-          <w:sz w:val="21"/>
-        </w:rPr>
-        <w:t>| 13 | E3 长嫂如母情节冲突弱 | 整集大改：周兰提前教傻子男主"亲水里的女人" → 晓晓用古礼拒绝 → 周兰被逼自己下河撞暗礁 → 傻子按嫂子教的</w:t>
-      </w:r>
-      <w:r>
-        <w:rPr>
-          <w:rFonts w:ascii="Microsoft YaHei" w:hAnsi="Microsoft YaHei" w:eastAsia="Microsoft YaHei"/>
-          <w:b/>
-          <w:color w:val="C0392B"/>
-          <w:sz w:val="22"/>
-        </w:rPr>
-        <w:t>亲到了自己嫂子脸上</w:t>
-      </w:r>
-      <w:r>
-        <w:rPr>
-          <w:rFonts w:ascii="Microsoft YaHei" w:hAnsi="Microsoft YaHei" w:eastAsia="Microsoft YaHei"/>
-          <w:color w:val="2C3E50"/>
-          <w:sz w:val="21"/>
-        </w:rPr>
-        <w:t xml:space="preserve"> → 当众社死 |</w:t>
-      </w:r>
+    <w:tbl>
+      <w:tblPr>
+        <w:jc w:val="center"/>
+        <w:tblLayout w:type="fixed"/>
+        <w:tblLook w:firstColumn="1" w:firstRow="1" w:lastColumn="0" w:lastRow="0" w:noHBand="0" w:noVBand="1" w:val="04A0"/>
+        <w:tblW w:w="5000" w:type="pct"/>
+      </w:tblPr>
+      <w:tblGrid>
+        <w:gridCol w:w="3137"/>
+        <w:gridCol w:w="3137"/>
+        <w:gridCol w:w="3137"/>
+      </w:tblGrid>
+      <w:tr>
+        <w:tc>
+          <w:tcPr>
+            <w:tcW w:type="dxa" w:w="1134"/>
+            <w:vAlign w:val="center"/>
+            <w:shd w:val="clear" w:color="auto" w:fill="1A237E"/>
+            <w:tcBorders>
+              <w:top w:val="single" w:sz="6" w:color="FFFFFF"/>
+              <w:left w:val="single" w:sz="6" w:color="FFFFFF"/>
+              <w:bottom w:val="single" w:sz="6" w:color="FFFFFF"/>
+              <w:right w:val="single" w:sz="6" w:color="FFFFFF"/>
+            </w:tcBorders>
+          </w:tcPr>
+          <w:p>
+            <w:pPr>
+              <w:spacing w:before="80" w:after="80"/>
+              <w:jc w:val="center"/>
+            </w:pPr>
+            <w:r/>
+            <w:r>
+              <w:rPr>
+                <w:rFonts w:ascii="Microsoft YaHei" w:hAnsi="Microsoft YaHei" w:eastAsia="Microsoft YaHei"/>
+                <w:b/>
+                <w:color w:val="FFFFFF"/>
+                <w:sz w:val="22"/>
+              </w:rPr>
+              <w:t>编号</w:t>
+            </w:r>
+          </w:p>
+        </w:tc>
+        <w:tc>
+          <w:tcPr>
+            <w:tcW w:type="dxa" w:w="3118"/>
+            <w:vAlign w:val="center"/>
+            <w:shd w:val="clear" w:color="auto" w:fill="1A237E"/>
+            <w:tcBorders>
+              <w:top w:val="single" w:sz="6" w:color="FFFFFF"/>
+              <w:left w:val="single" w:sz="6" w:color="FFFFFF"/>
+              <w:bottom w:val="single" w:sz="6" w:color="FFFFFF"/>
+              <w:right w:val="single" w:sz="6" w:color="FFFFFF"/>
+            </w:tcBorders>
+          </w:tcPr>
+          <w:p>
+            <w:pPr>
+              <w:spacing w:before="80" w:after="80"/>
+              <w:jc w:val="center"/>
+            </w:pPr>
+            <w:r/>
+            <w:r>
+              <w:rPr>
+                <w:rFonts w:ascii="Microsoft YaHei" w:hAnsi="Microsoft YaHei" w:eastAsia="Microsoft YaHei"/>
+                <w:b/>
+                <w:color w:val="FFFFFF"/>
+                <w:sz w:val="22"/>
+              </w:rPr>
+              <w:t>客户提的问题</w:t>
+            </w:r>
+          </w:p>
+        </w:tc>
+        <w:tc>
+          <w:tcPr>
+            <w:tcW w:type="dxa" w:w="4819"/>
+            <w:vAlign w:val="center"/>
+            <w:shd w:val="clear" w:color="auto" w:fill="1A237E"/>
+            <w:tcBorders>
+              <w:top w:val="single" w:sz="6" w:color="FFFFFF"/>
+              <w:left w:val="single" w:sz="6" w:color="FFFFFF"/>
+              <w:bottom w:val="single" w:sz="6" w:color="FFFFFF"/>
+              <w:right w:val="single" w:sz="6" w:color="FFFFFF"/>
+            </w:tcBorders>
+          </w:tcPr>
+          <w:p>
+            <w:pPr>
+              <w:spacing w:before="80" w:after="80"/>
+              <w:jc w:val="center"/>
+            </w:pPr>
+            <w:r/>
+            <w:r>
+              <w:rPr>
+                <w:rFonts w:ascii="Microsoft YaHei" w:hAnsi="Microsoft YaHei" w:eastAsia="Microsoft YaHei"/>
+                <w:b/>
+                <w:color w:val="FFFFFF"/>
+                <w:sz w:val="22"/>
+              </w:rPr>
+              <w:t>这一版的处理</w:t>
+            </w:r>
+          </w:p>
+        </w:tc>
+      </w:tr>
+      <w:tr>
+        <w:tc>
+          <w:tcPr>
+            <w:tcW w:type="dxa" w:w="1134"/>
+            <w:vAlign w:val="center"/>
+            <w:shd w:val="clear" w:color="auto" w:fill="FDF2F2"/>
+            <w:tcBorders>
+              <w:top w:val="single" w:sz="4" w:color="E8C9C9"/>
+              <w:left w:val="single" w:sz="4" w:color="E8C9C9"/>
+              <w:bottom w:val="single" w:sz="4" w:color="E8C9C9"/>
+              <w:right w:val="single" w:sz="4" w:color="E8C9C9"/>
+            </w:tcBorders>
+          </w:tcPr>
+          <w:p>
+            <w:pPr>
+              <w:spacing w:before="60" w:after="60"/>
+              <w:jc w:val="center"/>
+            </w:pPr>
+            <w:r/>
+            <w:r>
+              <w:rPr>
+                <w:rFonts w:ascii="Microsoft YaHei" w:hAnsi="Microsoft YaHei" w:eastAsia="Microsoft YaHei"/>
+                <w:color w:val="2C3E50"/>
+                <w:sz w:val="20"/>
+              </w:rPr>
+              <w:t>1</w:t>
+            </w:r>
+          </w:p>
+        </w:tc>
+        <w:tc>
+          <w:tcPr>
+            <w:tcW w:type="dxa" w:w="3118"/>
+            <w:vAlign w:val="center"/>
+            <w:shd w:val="clear" w:color="auto" w:fill="FDF2F2"/>
+            <w:tcBorders>
+              <w:top w:val="single" w:sz="4" w:color="E8C9C9"/>
+              <w:left w:val="single" w:sz="4" w:color="E8C9C9"/>
+              <w:bottom w:val="single" w:sz="4" w:color="E8C9C9"/>
+              <w:right w:val="single" w:sz="4" w:color="E8C9C9"/>
+            </w:tcBorders>
+          </w:tcPr>
+          <w:p>
+            <w:pPr>
+              <w:spacing w:before="60" w:after="60"/>
+              <w:jc w:val="left"/>
+            </w:pPr>
+            <w:r/>
+            <w:r>
+              <w:rPr>
+                <w:rFonts w:ascii="Microsoft YaHei" w:hAnsi="Microsoft YaHei" w:eastAsia="Microsoft YaHei"/>
+                <w:color w:val="2C3E50"/>
+                <w:sz w:val="20"/>
+              </w:rPr>
+              <w:t>E1 开篇"我没有穿越"留白</w:t>
+            </w:r>
+          </w:p>
+        </w:tc>
+        <w:tc>
+          <w:tcPr>
+            <w:tcW w:type="dxa" w:w="4819"/>
+            <w:vAlign w:val="center"/>
+            <w:shd w:val="clear" w:color="auto" w:fill="FDF2F2"/>
+            <w:tcBorders>
+              <w:top w:val="single" w:sz="4" w:color="E8C9C9"/>
+              <w:left w:val="single" w:sz="4" w:color="E8C9C9"/>
+              <w:bottom w:val="single" w:sz="4" w:color="E8C9C9"/>
+              <w:right w:val="single" w:sz="4" w:color="E8C9C9"/>
+            </w:tcBorders>
+          </w:tcPr>
+          <w:p>
+            <w:pPr>
+              <w:spacing w:before="60" w:after="60"/>
+              <w:jc w:val="left"/>
+            </w:pPr>
+            <w:r/>
+            <w:r>
+              <w:rPr>
+                <w:rFonts w:ascii="Microsoft YaHei" w:hAnsi="Microsoft YaHei" w:eastAsia="Microsoft YaHei"/>
+                <w:color w:val="2C3E50"/>
+                <w:sz w:val="20"/>
+              </w:rPr>
+              <w:t>第一句改成"他们骗我 / 拐我 / 要我肚子里的孩子"</w:t>
+            </w:r>
+          </w:p>
+        </w:tc>
+      </w:tr>
+      <w:tr>
+        <w:tc>
+          <w:tcPr>
+            <w:tcW w:type="dxa" w:w="1134"/>
+            <w:vAlign w:val="center"/>
+            <w:shd w:val="clear" w:color="auto" w:fill="FFFFFF"/>
+            <w:tcBorders>
+              <w:top w:val="single" w:sz="4" w:color="E8C9C9"/>
+              <w:left w:val="single" w:sz="4" w:color="E8C9C9"/>
+              <w:bottom w:val="single" w:sz="4" w:color="E8C9C9"/>
+              <w:right w:val="single" w:sz="4" w:color="E8C9C9"/>
+            </w:tcBorders>
+          </w:tcPr>
+          <w:p>
+            <w:pPr>
+              <w:spacing w:before="60" w:after="60"/>
+              <w:jc w:val="center"/>
+            </w:pPr>
+            <w:r/>
+            <w:r>
+              <w:rPr>
+                <w:rFonts w:ascii="Microsoft YaHei" w:hAnsi="Microsoft YaHei" w:eastAsia="Microsoft YaHei"/>
+                <w:color w:val="2C3E50"/>
+                <w:sz w:val="20"/>
+              </w:rPr>
+              <w:t>2</w:t>
+            </w:r>
+          </w:p>
+        </w:tc>
+        <w:tc>
+          <w:tcPr>
+            <w:tcW w:type="dxa" w:w="3118"/>
+            <w:vAlign w:val="center"/>
+            <w:shd w:val="clear" w:color="auto" w:fill="FFFFFF"/>
+            <w:tcBorders>
+              <w:top w:val="single" w:sz="4" w:color="E8C9C9"/>
+              <w:left w:val="single" w:sz="4" w:color="E8C9C9"/>
+              <w:bottom w:val="single" w:sz="4" w:color="E8C9C9"/>
+              <w:right w:val="single" w:sz="4" w:color="E8C9C9"/>
+            </w:tcBorders>
+          </w:tcPr>
+          <w:p>
+            <w:pPr>
+              <w:spacing w:before="60" w:after="60"/>
+              <w:jc w:val="left"/>
+            </w:pPr>
+            <w:r/>
+            <w:r>
+              <w:rPr>
+                <w:rFonts w:ascii="Microsoft YaHei" w:hAnsi="Microsoft YaHei" w:eastAsia="Microsoft YaHei"/>
+                <w:color w:val="2C3E50"/>
+                <w:sz w:val="20"/>
+              </w:rPr>
+              <w:t>闪回 OS"我以为这就是我的命"无前置</w:t>
+            </w:r>
+          </w:p>
+        </w:tc>
+        <w:tc>
+          <w:tcPr>
+            <w:tcW w:type="dxa" w:w="4819"/>
+            <w:vAlign w:val="center"/>
+            <w:shd w:val="clear" w:color="auto" w:fill="FFFFFF"/>
+            <w:tcBorders>
+              <w:top w:val="single" w:sz="4" w:color="E8C9C9"/>
+              <w:left w:val="single" w:sz="4" w:color="E8C9C9"/>
+              <w:bottom w:val="single" w:sz="4" w:color="E8C9C9"/>
+              <w:right w:val="single" w:sz="4" w:color="E8C9C9"/>
+            </w:tcBorders>
+          </w:tcPr>
+          <w:p>
+            <w:pPr>
+              <w:spacing w:before="60" w:after="60"/>
+              <w:jc w:val="left"/>
+            </w:pPr>
+            <w:r/>
+            <w:r>
+              <w:rPr>
+                <w:rFonts w:ascii="Microsoft YaHei" w:hAnsi="Microsoft YaHei" w:eastAsia="Microsoft YaHei"/>
+                <w:color w:val="2C3E50"/>
+                <w:sz w:val="20"/>
+              </w:rPr>
+              <w:t>闪回结构改为"被骗过程"四段：认娘→做肥皂→嫁傻子→怀孕</w:t>
+            </w:r>
+          </w:p>
+        </w:tc>
+      </w:tr>
+      <w:tr>
+        <w:tc>
+          <w:tcPr>
+            <w:tcW w:type="dxa" w:w="1134"/>
+            <w:vAlign w:val="center"/>
+            <w:shd w:val="clear" w:color="auto" w:fill="FDF2F2"/>
+            <w:tcBorders>
+              <w:top w:val="single" w:sz="4" w:color="E8C9C9"/>
+              <w:left w:val="single" w:sz="4" w:color="E8C9C9"/>
+              <w:bottom w:val="single" w:sz="4" w:color="E8C9C9"/>
+              <w:right w:val="single" w:sz="4" w:color="E8C9C9"/>
+            </w:tcBorders>
+          </w:tcPr>
+          <w:p>
+            <w:pPr>
+              <w:spacing w:before="60" w:after="60"/>
+              <w:jc w:val="center"/>
+            </w:pPr>
+            <w:r/>
+            <w:r>
+              <w:rPr>
+                <w:rFonts w:ascii="Microsoft YaHei" w:hAnsi="Microsoft YaHei" w:eastAsia="Microsoft YaHei"/>
+                <w:color w:val="2C3E50"/>
+                <w:sz w:val="20"/>
+              </w:rPr>
+              <w:t>3</w:t>
+            </w:r>
+          </w:p>
+        </w:tc>
+        <w:tc>
+          <w:tcPr>
+            <w:tcW w:type="dxa" w:w="3118"/>
+            <w:vAlign w:val="center"/>
+            <w:shd w:val="clear" w:color="auto" w:fill="FDF2F2"/>
+            <w:tcBorders>
+              <w:top w:val="single" w:sz="4" w:color="E8C9C9"/>
+              <w:left w:val="single" w:sz="4" w:color="E8C9C9"/>
+              <w:bottom w:val="single" w:sz="4" w:color="E8C9C9"/>
+              <w:right w:val="single" w:sz="4" w:color="E8C9C9"/>
+            </w:tcBorders>
+          </w:tcPr>
+          <w:p>
+            <w:pPr>
+              <w:spacing w:before="60" w:after="60"/>
+              <w:jc w:val="left"/>
+            </w:pPr>
+            <w:r/>
+            <w:r>
+              <w:rPr>
+                <w:rFonts w:ascii="Microsoft YaHei" w:hAnsi="Microsoft YaHei" w:eastAsia="Microsoft YaHei"/>
+                <w:color w:val="2C3E50"/>
+                <w:sz w:val="20"/>
+              </w:rPr>
+              <w:t>"弯腰像当年娘"不直观</w:t>
+            </w:r>
+          </w:p>
+        </w:tc>
+        <w:tc>
+          <w:tcPr>
+            <w:tcW w:type="dxa" w:w="4819"/>
+            <w:vAlign w:val="center"/>
+            <w:shd w:val="clear" w:color="auto" w:fill="FDF2F2"/>
+            <w:tcBorders>
+              <w:top w:val="single" w:sz="4" w:color="E8C9C9"/>
+              <w:left w:val="single" w:sz="4" w:color="E8C9C9"/>
+              <w:bottom w:val="single" w:sz="4" w:color="E8C9C9"/>
+              <w:right w:val="single" w:sz="4" w:color="E8C9C9"/>
+            </w:tcBorders>
+          </w:tcPr>
+          <w:p>
+            <w:pPr>
+              <w:spacing w:before="60" w:after="60"/>
+              <w:jc w:val="left"/>
+            </w:pPr>
+            <w:r/>
+            <w:r>
+              <w:rPr>
+                <w:rFonts w:ascii="Microsoft YaHei" w:hAnsi="Microsoft YaHei" w:eastAsia="Microsoft YaHei"/>
+                <w:color w:val="2C3E50"/>
+                <w:sz w:val="20"/>
+              </w:rPr>
+              <w:t>删除，改为王翠芬直说"你是娘的闺女"</w:t>
+            </w:r>
+          </w:p>
+        </w:tc>
+      </w:tr>
+      <w:tr>
+        <w:tc>
+          <w:tcPr>
+            <w:tcW w:type="dxa" w:w="1134"/>
+            <w:vAlign w:val="center"/>
+            <w:shd w:val="clear" w:color="auto" w:fill="FFFFFF"/>
+            <w:tcBorders>
+              <w:top w:val="single" w:sz="4" w:color="E8C9C9"/>
+              <w:left w:val="single" w:sz="4" w:color="E8C9C9"/>
+              <w:bottom w:val="single" w:sz="4" w:color="E8C9C9"/>
+              <w:right w:val="single" w:sz="4" w:color="E8C9C9"/>
+            </w:tcBorders>
+          </w:tcPr>
+          <w:p>
+            <w:pPr>
+              <w:spacing w:before="60" w:after="60"/>
+              <w:jc w:val="center"/>
+            </w:pPr>
+            <w:r/>
+            <w:r>
+              <w:rPr>
+                <w:rFonts w:ascii="Microsoft YaHei" w:hAnsi="Microsoft YaHei" w:eastAsia="Microsoft YaHei"/>
+                <w:color w:val="2C3E50"/>
+                <w:sz w:val="20"/>
+              </w:rPr>
+              <w:t>4</w:t>
+            </w:r>
+          </w:p>
+        </w:tc>
+        <w:tc>
+          <w:tcPr>
+            <w:tcW w:type="dxa" w:w="3118"/>
+            <w:vAlign w:val="center"/>
+            <w:shd w:val="clear" w:color="auto" w:fill="FFFFFF"/>
+            <w:tcBorders>
+              <w:top w:val="single" w:sz="4" w:color="E8C9C9"/>
+              <w:left w:val="single" w:sz="4" w:color="E8C9C9"/>
+              <w:bottom w:val="single" w:sz="4" w:color="E8C9C9"/>
+              <w:right w:val="single" w:sz="4" w:color="E8C9C9"/>
+            </w:tcBorders>
+          </w:tcPr>
+          <w:p>
+            <w:pPr>
+              <w:spacing w:before="60" w:after="60"/>
+              <w:jc w:val="left"/>
+            </w:pPr>
+            <w:r/>
+            <w:r>
+              <w:rPr>
+                <w:rFonts w:ascii="Microsoft YaHei" w:hAnsi="Microsoft YaHei" w:eastAsia="Microsoft YaHei"/>
+                <w:color w:val="2C3E50"/>
+                <w:sz w:val="20"/>
+              </w:rPr>
+              <w:t>"做肥皂烧玻璃"高度省略</w:t>
+            </w:r>
+          </w:p>
+        </w:tc>
+        <w:tc>
+          <w:tcPr>
+            <w:tcW w:type="dxa" w:w="4819"/>
+            <w:vAlign w:val="center"/>
+            <w:shd w:val="clear" w:color="auto" w:fill="FFFFFF"/>
+            <w:tcBorders>
+              <w:top w:val="single" w:sz="4" w:color="E8C9C9"/>
+              <w:left w:val="single" w:sz="4" w:color="E8C9C9"/>
+              <w:bottom w:val="single" w:sz="4" w:color="E8C9C9"/>
+              <w:right w:val="single" w:sz="4" w:color="E8C9C9"/>
+            </w:tcBorders>
+          </w:tcPr>
+          <w:p>
+            <w:pPr>
+              <w:spacing w:before="60" w:after="60"/>
+              <w:jc w:val="left"/>
+            </w:pPr>
+            <w:r/>
+            <w:r>
+              <w:rPr>
+                <w:rFonts w:ascii="Microsoft YaHei" w:hAnsi="Microsoft YaHei" w:eastAsia="Microsoft YaHei"/>
+                <w:color w:val="2C3E50"/>
+                <w:sz w:val="20"/>
+              </w:rPr>
+              <w:t>改为完整场景 + OS"我蠢得替他们脑补出温情"</w:t>
+            </w:r>
+          </w:p>
+        </w:tc>
+      </w:tr>
+      <w:tr>
+        <w:tc>
+          <w:tcPr>
+            <w:tcW w:type="dxa" w:w="1134"/>
+            <w:vAlign w:val="center"/>
+            <w:shd w:val="clear" w:color="auto" w:fill="FDF2F2"/>
+            <w:tcBorders>
+              <w:top w:val="single" w:sz="4" w:color="E8C9C9"/>
+              <w:left w:val="single" w:sz="4" w:color="E8C9C9"/>
+              <w:bottom w:val="single" w:sz="4" w:color="E8C9C9"/>
+              <w:right w:val="single" w:sz="4" w:color="E8C9C9"/>
+            </w:tcBorders>
+          </w:tcPr>
+          <w:p>
+            <w:pPr>
+              <w:spacing w:before="60" w:after="60"/>
+              <w:jc w:val="center"/>
+            </w:pPr>
+            <w:r/>
+            <w:r>
+              <w:rPr>
+                <w:rFonts w:ascii="Microsoft YaHei" w:hAnsi="Microsoft YaHei" w:eastAsia="Microsoft YaHei"/>
+                <w:color w:val="2C3E50"/>
+                <w:sz w:val="20"/>
+              </w:rPr>
+              <w:t>5</w:t>
+            </w:r>
+          </w:p>
+        </w:tc>
+        <w:tc>
+          <w:tcPr>
+            <w:tcW w:type="dxa" w:w="3118"/>
+            <w:vAlign w:val="center"/>
+            <w:shd w:val="clear" w:color="auto" w:fill="FDF2F2"/>
+            <w:tcBorders>
+              <w:top w:val="single" w:sz="4" w:color="E8C9C9"/>
+              <w:left w:val="single" w:sz="4" w:color="E8C9C9"/>
+              <w:bottom w:val="single" w:sz="4" w:color="E8C9C9"/>
+              <w:right w:val="single" w:sz="4" w:color="E8C9C9"/>
+            </w:tcBorders>
+          </w:tcPr>
+          <w:p>
+            <w:pPr>
+              <w:spacing w:before="60" w:after="60"/>
+              <w:jc w:val="left"/>
+            </w:pPr>
+            <w:r/>
+            <w:r>
+              <w:rPr>
+                <w:rFonts w:ascii="Microsoft YaHei" w:hAnsi="Microsoft YaHei" w:eastAsia="Microsoft YaHei"/>
+                <w:color w:val="2C3E50"/>
+                <w:sz w:val="20"/>
+              </w:rPr>
+              <w:t>林老实身份模糊</w:t>
+            </w:r>
+          </w:p>
+        </w:tc>
+        <w:tc>
+          <w:tcPr>
+            <w:tcW w:type="dxa" w:w="4819"/>
+            <w:vAlign w:val="center"/>
+            <w:shd w:val="clear" w:color="auto" w:fill="FDF2F2"/>
+            <w:tcBorders>
+              <w:top w:val="single" w:sz="4" w:color="E8C9C9"/>
+              <w:left w:val="single" w:sz="4" w:color="E8C9C9"/>
+              <w:bottom w:val="single" w:sz="4" w:color="E8C9C9"/>
+              <w:right w:val="single" w:sz="4" w:color="E8C9C9"/>
+            </w:tcBorders>
+          </w:tcPr>
+          <w:p>
+            <w:pPr>
+              <w:spacing w:before="60" w:after="60"/>
+              <w:jc w:val="left"/>
+            </w:pPr>
+            <w:r/>
+            <w:r>
+              <w:rPr>
+                <w:rFonts w:ascii="Microsoft YaHei" w:hAnsi="Microsoft YaHei" w:eastAsia="Microsoft YaHei"/>
+                <w:color w:val="2C3E50"/>
+                <w:sz w:val="20"/>
+              </w:rPr>
+              <w:t xml:space="preserve">明确：林老实是一家之主 / 骗局策划者 / </w:t>
+            </w:r>
+            <w:r>
+              <w:rPr>
+                <w:rFonts w:ascii="Microsoft YaHei" w:hAnsi="Microsoft YaHei" w:eastAsia="Microsoft YaHei"/>
+                <w:b/>
+                <w:color w:val="C0392B"/>
+                <w:sz w:val="21"/>
+              </w:rPr>
+              <w:t>把女主安排嫁给傻子林二郎</w:t>
+            </w:r>
+          </w:p>
+        </w:tc>
+      </w:tr>
+      <w:tr>
+        <w:tc>
+          <w:tcPr>
+            <w:tcW w:type="dxa" w:w="1134"/>
+            <w:vAlign w:val="center"/>
+            <w:shd w:val="clear" w:color="auto" w:fill="FFFFFF"/>
+            <w:tcBorders>
+              <w:top w:val="single" w:sz="4" w:color="E8C9C9"/>
+              <w:left w:val="single" w:sz="4" w:color="E8C9C9"/>
+              <w:bottom w:val="single" w:sz="4" w:color="E8C9C9"/>
+              <w:right w:val="single" w:sz="4" w:color="E8C9C9"/>
+            </w:tcBorders>
+          </w:tcPr>
+          <w:p>
+            <w:pPr>
+              <w:spacing w:before="60" w:after="60"/>
+              <w:jc w:val="center"/>
+            </w:pPr>
+            <w:r/>
+            <w:r>
+              <w:rPr>
+                <w:rFonts w:ascii="Microsoft YaHei" w:hAnsi="Microsoft YaHei" w:eastAsia="Microsoft YaHei"/>
+                <w:color w:val="2C3E50"/>
+                <w:sz w:val="20"/>
+              </w:rPr>
+              <w:t>6</w:t>
+            </w:r>
+          </w:p>
+        </w:tc>
+        <w:tc>
+          <w:tcPr>
+            <w:tcW w:type="dxa" w:w="3118"/>
+            <w:vAlign w:val="center"/>
+            <w:shd w:val="clear" w:color="auto" w:fill="FFFFFF"/>
+            <w:tcBorders>
+              <w:top w:val="single" w:sz="4" w:color="E8C9C9"/>
+              <w:left w:val="single" w:sz="4" w:color="E8C9C9"/>
+              <w:bottom w:val="single" w:sz="4" w:color="E8C9C9"/>
+              <w:right w:val="single" w:sz="4" w:color="E8C9C9"/>
+            </w:tcBorders>
+          </w:tcPr>
+          <w:p>
+            <w:pPr>
+              <w:spacing w:before="60" w:after="60"/>
+              <w:jc w:val="left"/>
+            </w:pPr>
+            <w:r/>
+            <w:r>
+              <w:rPr>
+                <w:rFonts w:ascii="Microsoft YaHei" w:hAnsi="Microsoft YaHei" w:eastAsia="Microsoft YaHei"/>
+                <w:color w:val="2C3E50"/>
+                <w:sz w:val="20"/>
+              </w:rPr>
+              <w:t>"嫁了个老实人"无前置</w:t>
+            </w:r>
+          </w:p>
+        </w:tc>
+        <w:tc>
+          <w:tcPr>
+            <w:tcW w:type="dxa" w:w="4819"/>
+            <w:vAlign w:val="center"/>
+            <w:shd w:val="clear" w:color="auto" w:fill="FFFFFF"/>
+            <w:tcBorders>
+              <w:top w:val="single" w:sz="4" w:color="E8C9C9"/>
+              <w:left w:val="single" w:sz="4" w:color="E8C9C9"/>
+              <w:bottom w:val="single" w:sz="4" w:color="E8C9C9"/>
+              <w:right w:val="single" w:sz="4" w:color="E8C9C9"/>
+            </w:tcBorders>
+          </w:tcPr>
+          <w:p>
+            <w:pPr>
+              <w:spacing w:before="60" w:after="60"/>
+              <w:jc w:val="left"/>
+            </w:pPr>
+            <w:r/>
+            <w:r>
+              <w:rPr>
+                <w:rFonts w:ascii="Microsoft YaHei" w:hAnsi="Microsoft YaHei" w:eastAsia="Microsoft YaHei"/>
+                <w:color w:val="2C3E50"/>
+                <w:sz w:val="20"/>
+              </w:rPr>
+              <w:t>改为林老实指定嫁 / 林二郎是傻子 / 女主目的就是生孩子</w:t>
+            </w:r>
+          </w:p>
+        </w:tc>
+      </w:tr>
+      <w:tr>
+        <w:tc>
+          <w:tcPr>
+            <w:tcW w:type="dxa" w:w="1134"/>
+            <w:vAlign w:val="center"/>
+            <w:shd w:val="clear" w:color="auto" w:fill="FDF2F2"/>
+            <w:tcBorders>
+              <w:top w:val="single" w:sz="4" w:color="E8C9C9"/>
+              <w:left w:val="single" w:sz="4" w:color="E8C9C9"/>
+              <w:bottom w:val="single" w:sz="4" w:color="E8C9C9"/>
+              <w:right w:val="single" w:sz="4" w:color="E8C9C9"/>
+            </w:tcBorders>
+          </w:tcPr>
+          <w:p>
+            <w:pPr>
+              <w:spacing w:before="60" w:after="60"/>
+              <w:jc w:val="center"/>
+            </w:pPr>
+            <w:r/>
+            <w:r>
+              <w:rPr>
+                <w:rFonts w:ascii="Microsoft YaHei" w:hAnsi="Microsoft YaHei" w:eastAsia="Microsoft YaHei"/>
+                <w:color w:val="2C3E50"/>
+                <w:sz w:val="20"/>
+              </w:rPr>
+              <w:t>7</w:t>
+            </w:r>
+          </w:p>
+        </w:tc>
+        <w:tc>
+          <w:tcPr>
+            <w:tcW w:type="dxa" w:w="3118"/>
+            <w:vAlign w:val="center"/>
+            <w:shd w:val="clear" w:color="auto" w:fill="FDF2F2"/>
+            <w:tcBorders>
+              <w:top w:val="single" w:sz="4" w:color="E8C9C9"/>
+              <w:left w:val="single" w:sz="4" w:color="E8C9C9"/>
+              <w:bottom w:val="single" w:sz="4" w:color="E8C9C9"/>
+              <w:right w:val="single" w:sz="4" w:color="E8C9C9"/>
+            </w:tcBorders>
+          </w:tcPr>
+          <w:p>
+            <w:pPr>
+              <w:spacing w:before="60" w:after="60"/>
+              <w:jc w:val="left"/>
+            </w:pPr>
+            <w:r/>
+            <w:r>
+              <w:rPr>
+                <w:rFonts w:ascii="Microsoft YaHei" w:hAnsi="Microsoft YaHei" w:eastAsia="Microsoft YaHei"/>
+                <w:color w:val="2C3E50"/>
+                <w:sz w:val="20"/>
+              </w:rPr>
+              <w:t>拐卖目的没说透</w:t>
+            </w:r>
+          </w:p>
+        </w:tc>
+        <w:tc>
+          <w:tcPr>
+            <w:tcW w:type="dxa" w:w="4819"/>
+            <w:vAlign w:val="center"/>
+            <w:shd w:val="clear" w:color="auto" w:fill="FDF2F2"/>
+            <w:tcBorders>
+              <w:top w:val="single" w:sz="4" w:color="E8C9C9"/>
+              <w:left w:val="single" w:sz="4" w:color="E8C9C9"/>
+              <w:bottom w:val="single" w:sz="4" w:color="E8C9C9"/>
+              <w:right w:val="single" w:sz="4" w:color="E8C9C9"/>
+            </w:tcBorders>
+          </w:tcPr>
+          <w:p>
+            <w:pPr>
+              <w:spacing w:before="60" w:after="60"/>
+              <w:jc w:val="left"/>
+            </w:pPr>
+            <w:r/>
+            <w:r>
+              <w:rPr>
+                <w:rFonts w:ascii="Microsoft YaHei" w:hAnsi="Microsoft YaHei" w:eastAsia="Microsoft YaHei"/>
+                <w:color w:val="2C3E50"/>
+                <w:sz w:val="20"/>
+              </w:rPr>
+              <w:t>OS 直接用绝对名词："人贩子团伙 / 要我肚子里的孩子"</w:t>
+            </w:r>
+          </w:p>
+        </w:tc>
+      </w:tr>
+      <w:tr>
+        <w:tc>
+          <w:tcPr>
+            <w:tcW w:type="dxa" w:w="1134"/>
+            <w:vAlign w:val="center"/>
+            <w:shd w:val="clear" w:color="auto" w:fill="FFFFFF"/>
+            <w:tcBorders>
+              <w:top w:val="single" w:sz="4" w:color="E8C9C9"/>
+              <w:left w:val="single" w:sz="4" w:color="E8C9C9"/>
+              <w:bottom w:val="single" w:sz="4" w:color="E8C9C9"/>
+              <w:right w:val="single" w:sz="4" w:color="E8C9C9"/>
+            </w:tcBorders>
+          </w:tcPr>
+          <w:p>
+            <w:pPr>
+              <w:spacing w:before="60" w:after="60"/>
+              <w:jc w:val="center"/>
+            </w:pPr>
+            <w:r/>
+            <w:r>
+              <w:rPr>
+                <w:rFonts w:ascii="Microsoft YaHei" w:hAnsi="Microsoft YaHei" w:eastAsia="Microsoft YaHei"/>
+                <w:color w:val="2C3E50"/>
+                <w:sz w:val="20"/>
+              </w:rPr>
+              <w:t>8</w:t>
+            </w:r>
+          </w:p>
+        </w:tc>
+        <w:tc>
+          <w:tcPr>
+            <w:tcW w:type="dxa" w:w="3118"/>
+            <w:vAlign w:val="center"/>
+            <w:shd w:val="clear" w:color="auto" w:fill="FFFFFF"/>
+            <w:tcBorders>
+              <w:top w:val="single" w:sz="4" w:color="E8C9C9"/>
+              <w:left w:val="single" w:sz="4" w:color="E8C9C9"/>
+              <w:bottom w:val="single" w:sz="4" w:color="E8C9C9"/>
+              <w:right w:val="single" w:sz="4" w:color="E8C9C9"/>
+            </w:tcBorders>
+          </w:tcPr>
+          <w:p>
+            <w:pPr>
+              <w:spacing w:before="60" w:after="60"/>
+              <w:jc w:val="left"/>
+            </w:pPr>
+            <w:r/>
+            <w:r>
+              <w:rPr>
+                <w:rFonts w:ascii="Microsoft YaHei" w:hAnsi="Microsoft YaHei" w:eastAsia="Microsoft YaHei"/>
+                <w:color w:val="2C3E50"/>
+                <w:sz w:val="20"/>
+              </w:rPr>
+              <w:t>"仙女下凡"逻辑错误</w:t>
+            </w:r>
+          </w:p>
+        </w:tc>
+        <w:tc>
+          <w:tcPr>
+            <w:tcW w:type="dxa" w:w="4819"/>
+            <w:vAlign w:val="center"/>
+            <w:shd w:val="clear" w:color="auto" w:fill="FFFFFF"/>
+            <w:tcBorders>
+              <w:top w:val="single" w:sz="4" w:color="E8C9C9"/>
+              <w:left w:val="single" w:sz="4" w:color="E8C9C9"/>
+              <w:bottom w:val="single" w:sz="4" w:color="E8C9C9"/>
+              <w:right w:val="single" w:sz="4" w:color="E8C9C9"/>
+            </w:tcBorders>
+          </w:tcPr>
+          <w:p>
+            <w:pPr>
+              <w:spacing w:before="60" w:after="60"/>
+              <w:jc w:val="left"/>
+            </w:pPr>
+            <w:r/>
+            <w:r>
+              <w:rPr>
+                <w:rFonts w:ascii="Microsoft YaHei" w:hAnsi="Microsoft YaHei" w:eastAsia="Microsoft YaHei"/>
+                <w:color w:val="2C3E50"/>
+                <w:sz w:val="20"/>
+              </w:rPr>
+              <w:t>王翠芬认女儿改为"</w:t>
+            </w:r>
+            <w:r>
+              <w:rPr>
+                <w:rFonts w:ascii="Microsoft YaHei" w:hAnsi="Microsoft YaHei" w:eastAsia="Microsoft YaHei"/>
+                <w:b/>
+                <w:color w:val="C0392B"/>
+                <w:sz w:val="21"/>
+              </w:rPr>
+              <w:t>你是娘的闺女，你怎么会忘了自己是谁</w:t>
+            </w:r>
+            <w:r>
+              <w:rPr>
+                <w:rFonts w:ascii="Microsoft YaHei" w:hAnsi="Microsoft YaHei" w:eastAsia="Microsoft YaHei"/>
+                <w:color w:val="2C3E50"/>
+                <w:sz w:val="20"/>
+              </w:rPr>
+              <w:t>"；"仙女下凡"挪到反派为让女主相信穿越身份而</w:t>
+            </w:r>
+            <w:r>
+              <w:rPr>
+                <w:rFonts w:ascii="Microsoft YaHei" w:hAnsi="Microsoft YaHei" w:eastAsia="Microsoft YaHei"/>
+                <w:b/>
+                <w:color w:val="C0392B"/>
+                <w:sz w:val="21"/>
+              </w:rPr>
+              <w:t>心理战式拍马屁</w:t>
+            </w:r>
+          </w:p>
+        </w:tc>
+      </w:tr>
+      <w:tr>
+        <w:tc>
+          <w:tcPr>
+            <w:tcW w:type="dxa" w:w="1134"/>
+            <w:vAlign w:val="center"/>
+            <w:shd w:val="clear" w:color="auto" w:fill="FDF2F2"/>
+            <w:tcBorders>
+              <w:top w:val="single" w:sz="4" w:color="E8C9C9"/>
+              <w:left w:val="single" w:sz="4" w:color="E8C9C9"/>
+              <w:bottom w:val="single" w:sz="4" w:color="E8C9C9"/>
+              <w:right w:val="single" w:sz="4" w:color="E8C9C9"/>
+            </w:tcBorders>
+          </w:tcPr>
+          <w:p>
+            <w:pPr>
+              <w:spacing w:before="60" w:after="60"/>
+              <w:jc w:val="center"/>
+            </w:pPr>
+            <w:r/>
+            <w:r>
+              <w:rPr>
+                <w:rFonts w:ascii="Microsoft YaHei" w:hAnsi="Microsoft YaHei" w:eastAsia="Microsoft YaHei"/>
+                <w:color w:val="2C3E50"/>
+                <w:sz w:val="20"/>
+              </w:rPr>
+              <w:t>9</w:t>
+            </w:r>
+          </w:p>
+        </w:tc>
+        <w:tc>
+          <w:tcPr>
+            <w:tcW w:type="dxa" w:w="3118"/>
+            <w:vAlign w:val="center"/>
+            <w:shd w:val="clear" w:color="auto" w:fill="FDF2F2"/>
+            <w:tcBorders>
+              <w:top w:val="single" w:sz="4" w:color="E8C9C9"/>
+              <w:left w:val="single" w:sz="4" w:color="E8C9C9"/>
+              <w:bottom w:val="single" w:sz="4" w:color="E8C9C9"/>
+              <w:right w:val="single" w:sz="4" w:color="E8C9C9"/>
+            </w:tcBorders>
+          </w:tcPr>
+          <w:p>
+            <w:pPr>
+              <w:spacing w:before="60" w:after="60"/>
+              <w:jc w:val="left"/>
+            </w:pPr>
+            <w:r/>
+            <w:r>
+              <w:rPr>
+                <w:rFonts w:ascii="Microsoft YaHei" w:hAnsi="Microsoft YaHei" w:eastAsia="Microsoft YaHei"/>
+                <w:color w:val="2C3E50"/>
+                <w:sz w:val="20"/>
+              </w:rPr>
+              <w:t>女主"奶声奶气"逻辑错</w:t>
+            </w:r>
+          </w:p>
+        </w:tc>
+        <w:tc>
+          <w:tcPr>
+            <w:tcW w:type="dxa" w:w="4819"/>
+            <w:vAlign w:val="center"/>
+            <w:shd w:val="clear" w:color="auto" w:fill="FDF2F2"/>
+            <w:tcBorders>
+              <w:top w:val="single" w:sz="4" w:color="E8C9C9"/>
+              <w:left w:val="single" w:sz="4" w:color="E8C9C9"/>
+              <w:bottom w:val="single" w:sz="4" w:color="E8C9C9"/>
+              <w:right w:val="single" w:sz="4" w:color="E8C9C9"/>
+            </w:tcBorders>
+          </w:tcPr>
+          <w:p>
+            <w:pPr>
+              <w:spacing w:before="60" w:after="60"/>
+              <w:jc w:val="left"/>
+            </w:pPr>
+            <w:r/>
+            <w:r>
+              <w:rPr>
+                <w:rFonts w:ascii="Microsoft YaHei" w:hAnsi="Microsoft YaHei" w:eastAsia="Microsoft YaHei"/>
+                <w:color w:val="2C3E50"/>
+                <w:sz w:val="20"/>
+              </w:rPr>
+              <w:t>女主</w:t>
+            </w:r>
+            <w:r>
+              <w:rPr>
+                <w:rFonts w:ascii="Microsoft YaHei" w:hAnsi="Microsoft YaHei" w:eastAsia="Microsoft YaHei"/>
+                <w:b/>
+                <w:color w:val="C0392B"/>
+                <w:sz w:val="21"/>
+              </w:rPr>
+              <w:t>清醒装失忆</w:t>
+            </w:r>
+            <w:r>
+              <w:rPr>
+                <w:rFonts w:ascii="Microsoft YaHei" w:hAnsi="Microsoft YaHei" w:eastAsia="Microsoft YaHei"/>
+                <w:color w:val="2C3E50"/>
+                <w:sz w:val="20"/>
+              </w:rPr>
+              <w:t>——有计算的演技，不是婴儿感</w:t>
+            </w:r>
+          </w:p>
+        </w:tc>
+      </w:tr>
+      <w:tr>
+        <w:tc>
+          <w:tcPr>
+            <w:tcW w:type="dxa" w:w="1134"/>
+            <w:vAlign w:val="center"/>
+            <w:shd w:val="clear" w:color="auto" w:fill="FFFFFF"/>
+            <w:tcBorders>
+              <w:top w:val="single" w:sz="4" w:color="E8C9C9"/>
+              <w:left w:val="single" w:sz="4" w:color="E8C9C9"/>
+              <w:bottom w:val="single" w:sz="4" w:color="E8C9C9"/>
+              <w:right w:val="single" w:sz="4" w:color="E8C9C9"/>
+            </w:tcBorders>
+          </w:tcPr>
+          <w:p>
+            <w:pPr>
+              <w:spacing w:before="60" w:after="60"/>
+              <w:jc w:val="center"/>
+            </w:pPr>
+            <w:r/>
+            <w:r>
+              <w:rPr>
+                <w:rFonts w:ascii="Microsoft YaHei" w:hAnsi="Microsoft YaHei" w:eastAsia="Microsoft YaHei"/>
+                <w:color w:val="2C3E50"/>
+                <w:sz w:val="20"/>
+              </w:rPr>
+              <w:t>10</w:t>
+            </w:r>
+          </w:p>
+        </w:tc>
+        <w:tc>
+          <w:tcPr>
+            <w:tcW w:type="dxa" w:w="3118"/>
+            <w:vAlign w:val="center"/>
+            <w:shd w:val="clear" w:color="auto" w:fill="FFFFFF"/>
+            <w:tcBorders>
+              <w:top w:val="single" w:sz="4" w:color="E8C9C9"/>
+              <w:left w:val="single" w:sz="4" w:color="E8C9C9"/>
+              <w:bottom w:val="single" w:sz="4" w:color="E8C9C9"/>
+              <w:right w:val="single" w:sz="4" w:color="E8C9C9"/>
+            </w:tcBorders>
+          </w:tcPr>
+          <w:p>
+            <w:pPr>
+              <w:spacing w:before="60" w:after="60"/>
+              <w:jc w:val="left"/>
+            </w:pPr>
+            <w:r/>
+            <w:r>
+              <w:rPr>
+                <w:rFonts w:ascii="Microsoft YaHei" w:hAnsi="Microsoft YaHei" w:eastAsia="Microsoft YaHei"/>
+                <w:color w:val="2C3E50"/>
+                <w:sz w:val="20"/>
+              </w:rPr>
+              <w:t>E1 末没有小闭环</w:t>
+            </w:r>
+          </w:p>
+        </w:tc>
+        <w:tc>
+          <w:tcPr>
+            <w:tcW w:type="dxa" w:w="4819"/>
+            <w:vAlign w:val="center"/>
+            <w:shd w:val="clear" w:color="auto" w:fill="FFFFFF"/>
+            <w:tcBorders>
+              <w:top w:val="single" w:sz="4" w:color="E8C9C9"/>
+              <w:left w:val="single" w:sz="4" w:color="E8C9C9"/>
+              <w:bottom w:val="single" w:sz="4" w:color="E8C9C9"/>
+              <w:right w:val="single" w:sz="4" w:color="E8C9C9"/>
+            </w:tcBorders>
+          </w:tcPr>
+          <w:p>
+            <w:pPr>
+              <w:spacing w:before="60" w:after="60"/>
+              <w:jc w:val="left"/>
+            </w:pPr>
+            <w:r/>
+            <w:r>
+              <w:rPr>
+                <w:rFonts w:ascii="Microsoft YaHei" w:hAnsi="Microsoft YaHei" w:eastAsia="Microsoft YaHei"/>
+                <w:color w:val="2C3E50"/>
+                <w:sz w:val="20"/>
+              </w:rPr>
+              <w:t>改为：女主回神→OS立誓→</w:t>
+            </w:r>
+            <w:r>
+              <w:rPr>
+                <w:rFonts w:ascii="Microsoft YaHei" w:hAnsi="Microsoft YaHei" w:eastAsia="Microsoft YaHei"/>
+                <w:b/>
+                <w:color w:val="C0392B"/>
+                <w:sz w:val="21"/>
+              </w:rPr>
+              <w:t>假装失忆问"你是谁？我是谁？这是哪里？"</w:t>
+            </w:r>
+            <w:r>
+              <w:rPr>
+                <w:rFonts w:ascii="Microsoft YaHei" w:hAnsi="Microsoft YaHei" w:eastAsia="Microsoft YaHei"/>
+                <w:color w:val="2C3E50"/>
+                <w:sz w:val="20"/>
+              </w:rPr>
+              <w:t>→王翠芬才接"你忘了"</w:t>
+            </w:r>
+          </w:p>
+        </w:tc>
+      </w:tr>
+      <w:tr>
+        <w:tc>
+          <w:tcPr>
+            <w:tcW w:type="dxa" w:w="1134"/>
+            <w:vAlign w:val="center"/>
+            <w:shd w:val="clear" w:color="auto" w:fill="FDF2F2"/>
+            <w:tcBorders>
+              <w:top w:val="single" w:sz="4" w:color="E8C9C9"/>
+              <w:left w:val="single" w:sz="4" w:color="E8C9C9"/>
+              <w:bottom w:val="single" w:sz="4" w:color="E8C9C9"/>
+              <w:right w:val="single" w:sz="4" w:color="E8C9C9"/>
+            </w:tcBorders>
+          </w:tcPr>
+          <w:p>
+            <w:pPr>
+              <w:spacing w:before="60" w:after="60"/>
+              <w:jc w:val="center"/>
+            </w:pPr>
+            <w:r/>
+            <w:r>
+              <w:rPr>
+                <w:rFonts w:ascii="Microsoft YaHei" w:hAnsi="Microsoft YaHei" w:eastAsia="Microsoft YaHei"/>
+                <w:color w:val="2C3E50"/>
+                <w:sz w:val="20"/>
+              </w:rPr>
+              <w:t>11</w:t>
+            </w:r>
+          </w:p>
+        </w:tc>
+        <w:tc>
+          <w:tcPr>
+            <w:tcW w:type="dxa" w:w="3118"/>
+            <w:vAlign w:val="center"/>
+            <w:shd w:val="clear" w:color="auto" w:fill="FDF2F2"/>
+            <w:tcBorders>
+              <w:top w:val="single" w:sz="4" w:color="E8C9C9"/>
+              <w:left w:val="single" w:sz="4" w:color="E8C9C9"/>
+              <w:bottom w:val="single" w:sz="4" w:color="E8C9C9"/>
+              <w:right w:val="single" w:sz="4" w:color="E8C9C9"/>
+            </w:tcBorders>
+          </w:tcPr>
+          <w:p>
+            <w:pPr>
+              <w:spacing w:before="60" w:after="60"/>
+              <w:jc w:val="left"/>
+            </w:pPr>
+            <w:r/>
+            <w:r>
+              <w:rPr>
+                <w:rFonts w:ascii="Microsoft YaHei" w:hAnsi="Microsoft YaHei" w:eastAsia="Microsoft YaHei"/>
+                <w:color w:val="2C3E50"/>
+                <w:sz w:val="20"/>
+              </w:rPr>
+              <w:t>E2 钩子方向错</w:t>
+            </w:r>
+          </w:p>
+        </w:tc>
+        <w:tc>
+          <w:tcPr>
+            <w:tcW w:type="dxa" w:w="4819"/>
+            <w:vAlign w:val="center"/>
+            <w:shd w:val="clear" w:color="auto" w:fill="FDF2F2"/>
+            <w:tcBorders>
+              <w:top w:val="single" w:sz="4" w:color="E8C9C9"/>
+              <w:left w:val="single" w:sz="4" w:color="E8C9C9"/>
+              <w:bottom w:val="single" w:sz="4" w:color="E8C9C9"/>
+              <w:right w:val="single" w:sz="4" w:color="E8C9C9"/>
+            </w:tcBorders>
+          </w:tcPr>
+          <w:p>
+            <w:pPr>
+              <w:spacing w:before="60" w:after="60"/>
+              <w:jc w:val="left"/>
+            </w:pPr>
+            <w:r/>
+            <w:r>
+              <w:rPr>
+                <w:rFonts w:ascii="Microsoft YaHei" w:hAnsi="Microsoft YaHei" w:eastAsia="Microsoft YaHei"/>
+                <w:color w:val="2C3E50"/>
+                <w:sz w:val="20"/>
+              </w:rPr>
+              <w:t>女主不再"得意"反派演技烂；改为</w:t>
+            </w:r>
+            <w:r>
+              <w:rPr>
+                <w:rFonts w:ascii="Microsoft YaHei" w:hAnsi="Microsoft YaHei" w:eastAsia="Microsoft YaHei"/>
+                <w:b/>
+                <w:color w:val="C0392B"/>
+                <w:sz w:val="21"/>
+              </w:rPr>
+              <w:t>"我蠢得让他们演了三年"的悔恨</w:t>
+            </w:r>
+          </w:p>
+        </w:tc>
+      </w:tr>
+      <w:tr>
+        <w:tc>
+          <w:tcPr>
+            <w:tcW w:type="dxa" w:w="1134"/>
+            <w:vAlign w:val="center"/>
+            <w:shd w:val="clear" w:color="auto" w:fill="FFFFFF"/>
+            <w:tcBorders>
+              <w:top w:val="single" w:sz="4" w:color="E8C9C9"/>
+              <w:left w:val="single" w:sz="4" w:color="E8C9C9"/>
+              <w:bottom w:val="single" w:sz="4" w:color="E8C9C9"/>
+              <w:right w:val="single" w:sz="4" w:color="E8C9C9"/>
+            </w:tcBorders>
+          </w:tcPr>
+          <w:p>
+            <w:pPr>
+              <w:spacing w:before="60" w:after="60"/>
+              <w:jc w:val="center"/>
+            </w:pPr>
+            <w:r/>
+            <w:r>
+              <w:rPr>
+                <w:rFonts w:ascii="Microsoft YaHei" w:hAnsi="Microsoft YaHei" w:eastAsia="Microsoft YaHei"/>
+                <w:color w:val="2C3E50"/>
+                <w:sz w:val="20"/>
+              </w:rPr>
+              <w:t>12</w:t>
+            </w:r>
+          </w:p>
+        </w:tc>
+        <w:tc>
+          <w:tcPr>
+            <w:tcW w:type="dxa" w:w="3118"/>
+            <w:vAlign w:val="center"/>
+            <w:shd w:val="clear" w:color="auto" w:fill="FFFFFF"/>
+            <w:tcBorders>
+              <w:top w:val="single" w:sz="4" w:color="E8C9C9"/>
+              <w:left w:val="single" w:sz="4" w:color="E8C9C9"/>
+              <w:bottom w:val="single" w:sz="4" w:color="E8C9C9"/>
+              <w:right w:val="single" w:sz="4" w:color="E8C9C9"/>
+            </w:tcBorders>
+          </w:tcPr>
+          <w:p>
+            <w:pPr>
+              <w:spacing w:before="60" w:after="60"/>
+              <w:jc w:val="left"/>
+            </w:pPr>
+            <w:r/>
+            <w:r>
+              <w:rPr>
+                <w:rFonts w:ascii="Microsoft YaHei" w:hAnsi="Microsoft YaHei" w:eastAsia="Microsoft YaHei"/>
+                <w:color w:val="2C3E50"/>
+                <w:sz w:val="20"/>
+              </w:rPr>
+              <w:t>E2 钩子"第一个排队上来"不够狠</w:t>
+            </w:r>
+          </w:p>
+        </w:tc>
+        <w:tc>
+          <w:tcPr>
+            <w:tcW w:type="dxa" w:w="4819"/>
+            <w:vAlign w:val="center"/>
+            <w:shd w:val="clear" w:color="auto" w:fill="FFFFFF"/>
+            <w:tcBorders>
+              <w:top w:val="single" w:sz="4" w:color="E8C9C9"/>
+              <w:left w:val="single" w:sz="4" w:color="E8C9C9"/>
+              <w:bottom w:val="single" w:sz="4" w:color="E8C9C9"/>
+              <w:right w:val="single" w:sz="4" w:color="E8C9C9"/>
+            </w:tcBorders>
+          </w:tcPr>
+          <w:p>
+            <w:pPr>
+              <w:spacing w:before="60" w:after="60"/>
+              <w:jc w:val="left"/>
+            </w:pPr>
+            <w:r/>
+            <w:r>
+              <w:rPr>
+                <w:rFonts w:ascii="Microsoft YaHei" w:hAnsi="Microsoft YaHei" w:eastAsia="Microsoft YaHei"/>
+                <w:color w:val="2C3E50"/>
+                <w:sz w:val="20"/>
+              </w:rPr>
+              <w:t>改为：</w:t>
+            </w:r>
+            <w:r>
+              <w:rPr>
+                <w:rFonts w:ascii="Microsoft YaHei" w:hAnsi="Microsoft YaHei" w:eastAsia="Microsoft YaHei"/>
+                <w:b/>
+                <w:color w:val="C0392B"/>
+                <w:sz w:val="21"/>
+              </w:rPr>
+              <w:t>"来了。第一个。那我就先拿你开刀。"</w:t>
+            </w:r>
+          </w:p>
+        </w:tc>
+      </w:tr>
+      <w:tr>
+        <w:tc>
+          <w:tcPr>
+            <w:tcW w:type="dxa" w:w="1134"/>
+            <w:vAlign w:val="center"/>
+            <w:shd w:val="clear" w:color="auto" w:fill="FDF2F2"/>
+            <w:tcBorders>
+              <w:top w:val="single" w:sz="4" w:color="E8C9C9"/>
+              <w:left w:val="single" w:sz="4" w:color="E8C9C9"/>
+              <w:bottom w:val="single" w:sz="4" w:color="E8C9C9"/>
+              <w:right w:val="single" w:sz="4" w:color="E8C9C9"/>
+            </w:tcBorders>
+          </w:tcPr>
+          <w:p>
+            <w:pPr>
+              <w:spacing w:before="60" w:after="60"/>
+              <w:jc w:val="center"/>
+            </w:pPr>
+            <w:r/>
+            <w:r>
+              <w:rPr>
+                <w:rFonts w:ascii="Microsoft YaHei" w:hAnsi="Microsoft YaHei" w:eastAsia="Microsoft YaHei"/>
+                <w:color w:val="2C3E50"/>
+                <w:sz w:val="20"/>
+              </w:rPr>
+              <w:t>13</w:t>
+            </w:r>
+          </w:p>
+        </w:tc>
+        <w:tc>
+          <w:tcPr>
+            <w:tcW w:type="dxa" w:w="3118"/>
+            <w:vAlign w:val="center"/>
+            <w:shd w:val="clear" w:color="auto" w:fill="FDF2F2"/>
+            <w:tcBorders>
+              <w:top w:val="single" w:sz="4" w:color="E8C9C9"/>
+              <w:left w:val="single" w:sz="4" w:color="E8C9C9"/>
+              <w:bottom w:val="single" w:sz="4" w:color="E8C9C9"/>
+              <w:right w:val="single" w:sz="4" w:color="E8C9C9"/>
+            </w:tcBorders>
+          </w:tcPr>
+          <w:p>
+            <w:pPr>
+              <w:spacing w:before="60" w:after="60"/>
+              <w:jc w:val="left"/>
+            </w:pPr>
+            <w:r/>
+            <w:r>
+              <w:rPr>
+                <w:rFonts w:ascii="Microsoft YaHei" w:hAnsi="Microsoft YaHei" w:eastAsia="Microsoft YaHei"/>
+                <w:color w:val="2C3E50"/>
+                <w:sz w:val="20"/>
+              </w:rPr>
+              <w:t>E3 长嫂如母情节冲突弱</w:t>
+            </w:r>
+          </w:p>
+        </w:tc>
+        <w:tc>
+          <w:tcPr>
+            <w:tcW w:type="dxa" w:w="4819"/>
+            <w:vAlign w:val="center"/>
+            <w:shd w:val="clear" w:color="auto" w:fill="FDF2F2"/>
+            <w:tcBorders>
+              <w:top w:val="single" w:sz="4" w:color="E8C9C9"/>
+              <w:left w:val="single" w:sz="4" w:color="E8C9C9"/>
+              <w:bottom w:val="single" w:sz="4" w:color="E8C9C9"/>
+              <w:right w:val="single" w:sz="4" w:color="E8C9C9"/>
+            </w:tcBorders>
+          </w:tcPr>
+          <w:p>
+            <w:pPr>
+              <w:spacing w:before="60" w:after="60"/>
+              <w:jc w:val="left"/>
+            </w:pPr>
+            <w:r/>
+            <w:r>
+              <w:rPr>
+                <w:rFonts w:ascii="Microsoft YaHei" w:hAnsi="Microsoft YaHei" w:eastAsia="Microsoft YaHei"/>
+                <w:color w:val="2C3E50"/>
+                <w:sz w:val="20"/>
+              </w:rPr>
+              <w:t>整集大改：周兰提前教傻子男主"亲水里的女人" → 晓晓用古礼拒绝 → 周兰被逼自己下河撞暗礁 → 傻子按嫂子教的</w:t>
+            </w:r>
+            <w:r>
+              <w:rPr>
+                <w:rFonts w:ascii="Microsoft YaHei" w:hAnsi="Microsoft YaHei" w:eastAsia="Microsoft YaHei"/>
+                <w:b/>
+                <w:color w:val="C0392B"/>
+                <w:sz w:val="21"/>
+              </w:rPr>
+              <w:t>亲到了自己嫂子脸上</w:t>
+            </w:r>
+            <w:r>
+              <w:rPr>
+                <w:rFonts w:ascii="Microsoft YaHei" w:hAnsi="Microsoft YaHei" w:eastAsia="Microsoft YaHei"/>
+                <w:color w:val="2C3E50"/>
+                <w:sz w:val="20"/>
+              </w:rPr>
+              <w:t xml:space="preserve"> → 当众社死</w:t>
+            </w:r>
+          </w:p>
+        </w:tc>
+      </w:tr>
+    </w:tbl>
+    <w:p>
+      <w:pPr>
+        <w:spacing w:before="0" w:after="80"/>
+      </w:pPr>
     </w:p>
     <w:p>
       <w:pPr>
@@ -865,190 +1863,726 @@
         <w:t>▸  人物关系定位（这一版统一）</w:t>
       </w:r>
     </w:p>
-    <w:p>
-      <w:pPr>
-        <w:spacing w:before="40" w:after="40"/>
-      </w:pPr>
-      <w:r>
-        <w:rPr>
-          <w:rFonts w:ascii="Microsoft YaHei" w:hAnsi="Microsoft YaHei" w:eastAsia="Microsoft YaHei"/>
-          <w:color w:val="2C3E50"/>
-          <w:sz w:val="21"/>
-        </w:rPr>
-        <w:t>| 角色 | 身份 | 关键定位 |</w:t>
-      </w:r>
-    </w:p>
-    <w:p>
-      <w:pPr>
-        <w:spacing w:before="40" w:after="40"/>
-      </w:pPr>
-      <w:r>
-        <w:rPr>
-          <w:rFonts w:ascii="Microsoft YaHei" w:hAnsi="Microsoft YaHei" w:eastAsia="Microsoft YaHei"/>
-          <w:color w:val="2C3E50"/>
-          <w:sz w:val="21"/>
-        </w:rPr>
-        <w:t>|---|---|---|</w:t>
-      </w:r>
-    </w:p>
-    <w:p>
-      <w:pPr>
-        <w:spacing w:before="40" w:after="40"/>
-      </w:pPr>
-      <w:r>
-        <w:rPr>
-          <w:rFonts w:ascii="Microsoft YaHei" w:hAnsi="Microsoft YaHei" w:eastAsia="Microsoft YaHei"/>
-          <w:color w:val="2C3E50"/>
-          <w:sz w:val="21"/>
-        </w:rPr>
-        <w:t>| 刘晓晓 | 女主 / 重生者 / 真名李秋秋 / 22 岁被拐 | 清醒装失忆 / 有计算的演技 / 不奶声奶气 |</w:t>
-      </w:r>
-    </w:p>
-    <w:p>
-      <w:pPr>
-        <w:spacing w:before="40" w:after="40"/>
-      </w:pPr>
-      <w:r>
-        <w:rPr>
-          <w:rFonts w:ascii="Microsoft YaHei" w:hAnsi="Microsoft YaHei" w:eastAsia="Microsoft YaHei"/>
-          <w:color w:val="2C3E50"/>
-          <w:sz w:val="21"/>
-        </w:rPr>
-        <w:t xml:space="preserve">| 林老实 | </w:t>
-      </w:r>
-      <w:r>
-        <w:rPr>
-          <w:rFonts w:ascii="Microsoft YaHei" w:hAnsi="Microsoft YaHei" w:eastAsia="Microsoft YaHei"/>
-          <w:b/>
-          <w:color w:val="C0392B"/>
-          <w:sz w:val="22"/>
-        </w:rPr>
-        <w:t>一家之主 / 骗局策划者 / 团伙首脑</w:t>
-      </w:r>
-      <w:r>
-        <w:rPr>
-          <w:rFonts w:ascii="Microsoft YaHei" w:hAnsi="Microsoft YaHei" w:eastAsia="Microsoft YaHei"/>
-          <w:color w:val="2C3E50"/>
-          <w:sz w:val="21"/>
-        </w:rPr>
-        <w:t xml:space="preserve"> | 沉默 + 一开口就是审判 |</w:t>
-      </w:r>
-    </w:p>
-    <w:p>
-      <w:pPr>
-        <w:spacing w:before="40" w:after="40"/>
-      </w:pPr>
-      <w:r>
-        <w:rPr>
-          <w:rFonts w:ascii="Microsoft YaHei" w:hAnsi="Microsoft YaHei" w:eastAsia="Microsoft YaHei"/>
-          <w:color w:val="2C3E50"/>
-          <w:sz w:val="21"/>
-        </w:rPr>
-        <w:t>| 王翠芬 | 假母 / 演员 | "你是娘的闺女"路线 / 慈祥外壳 |</w:t>
-      </w:r>
-    </w:p>
-    <w:p>
-      <w:pPr>
-        <w:spacing w:before="40" w:after="40"/>
-      </w:pPr>
-      <w:r>
-        <w:rPr>
-          <w:rFonts w:ascii="Microsoft YaHei" w:hAnsi="Microsoft YaHei" w:eastAsia="Microsoft YaHei"/>
-          <w:color w:val="2C3E50"/>
-          <w:sz w:val="21"/>
-        </w:rPr>
-        <w:t>| 林大牛 | 大哥 / 周兰丈夫 / 团伙打手 | 油腻自我感动 |</w:t>
-      </w:r>
-    </w:p>
-    <w:p>
-      <w:pPr>
-        <w:spacing w:before="40" w:after="40"/>
-      </w:pPr>
-      <w:r>
-        <w:rPr>
-          <w:rFonts w:ascii="Microsoft YaHei" w:hAnsi="Microsoft YaHei" w:eastAsia="Microsoft YaHei"/>
-          <w:color w:val="2C3E50"/>
-          <w:sz w:val="21"/>
-        </w:rPr>
-        <w:t xml:space="preserve">| 周兰 | 大嫂 / 本村人 / </w:t>
-      </w:r>
-      <w:r>
-        <w:rPr>
-          <w:rFonts w:ascii="Microsoft YaHei" w:hAnsi="Microsoft YaHei" w:eastAsia="Microsoft YaHei"/>
-          <w:b/>
-          <w:color w:val="C0392B"/>
-          <w:sz w:val="22"/>
-        </w:rPr>
-        <w:t>设暗礁+教男主亲人的人</w:t>
-      </w:r>
-      <w:r>
-        <w:rPr>
-          <w:rFonts w:ascii="Microsoft YaHei" w:hAnsi="Microsoft YaHei" w:eastAsia="Microsoft YaHei"/>
-          <w:color w:val="2C3E50"/>
-          <w:sz w:val="21"/>
-        </w:rPr>
-        <w:t xml:space="preserve"> | 刻薄市井 / 双层算计 |</w:t>
-      </w:r>
-    </w:p>
-    <w:p>
-      <w:pPr>
-        <w:spacing w:before="40" w:after="40"/>
-      </w:pPr>
-      <w:r>
-        <w:rPr>
-          <w:rFonts w:ascii="Microsoft YaHei" w:hAnsi="Microsoft YaHei" w:eastAsia="Microsoft YaHei"/>
-          <w:color w:val="2C3E50"/>
-          <w:sz w:val="21"/>
-        </w:rPr>
-        <w:t xml:space="preserve">| </w:t>
-      </w:r>
-      <w:r>
-        <w:rPr>
-          <w:rFonts w:ascii="Microsoft YaHei" w:hAnsi="Microsoft YaHei" w:eastAsia="Microsoft YaHei"/>
-          <w:b/>
-          <w:color w:val="C0392B"/>
-          <w:sz w:val="22"/>
-        </w:rPr>
-        <w:t>林二郎</w:t>
-      </w:r>
-      <w:r>
-        <w:rPr>
-          <w:rFonts w:ascii="Microsoft YaHei" w:hAnsi="Microsoft YaHei" w:eastAsia="Microsoft YaHei"/>
-          <w:color w:val="2C3E50"/>
-          <w:sz w:val="21"/>
-        </w:rPr>
-        <w:t xml:space="preserve"> | </w:t>
-      </w:r>
-      <w:r>
-        <w:rPr>
-          <w:rFonts w:ascii="Microsoft YaHei" w:hAnsi="Microsoft YaHei" w:eastAsia="Microsoft YaHei"/>
-          <w:b/>
-          <w:color w:val="C0392B"/>
-          <w:sz w:val="22"/>
-        </w:rPr>
-        <w:t>二哥 / 智力低下的男主 / 女主被指定要嫁的人 / 反派要靠他让女主生孩子</w:t>
-      </w:r>
-      <w:r>
-        <w:rPr>
-          <w:rFonts w:ascii="Microsoft YaHei" w:hAnsi="Microsoft YaHei" w:eastAsia="Microsoft YaHei"/>
-          <w:color w:val="2C3E50"/>
-          <w:sz w:val="21"/>
-        </w:rPr>
-        <w:t xml:space="preserve"> | 傻笑 / 流口水 / 只会复述别人的话 |</w:t>
-      </w:r>
-    </w:p>
-    <w:p>
-      <w:pPr>
-        <w:spacing w:before="40" w:after="40"/>
-      </w:pPr>
-      <w:r>
-        <w:rPr>
-          <w:rFonts w:ascii="Microsoft YaHei" w:hAnsi="Microsoft YaHei" w:eastAsia="Microsoft YaHei"/>
-          <w:color w:val="2C3E50"/>
-          <w:sz w:val="21"/>
-        </w:rPr>
-        <w:t>| 林二丫 | 二姐 / 驯化的帮凶 | 懦弱摇摆 |</w:t>
-      </w:r>
+    <w:tbl>
+      <w:tblPr>
+        <w:jc w:val="center"/>
+        <w:tblLayout w:type="fixed"/>
+        <w:tblLook w:firstColumn="1" w:firstRow="1" w:lastColumn="0" w:lastRow="0" w:noHBand="0" w:noVBand="1" w:val="04A0"/>
+        <w:tblW w:w="5000" w:type="pct"/>
+      </w:tblPr>
+      <w:tblGrid>
+        <w:gridCol w:w="3137"/>
+        <w:gridCol w:w="3137"/>
+        <w:gridCol w:w="3137"/>
+      </w:tblGrid>
+      <w:tr>
+        <w:tc>
+          <w:tcPr>
+            <w:tcW w:type="dxa" w:w="1134"/>
+            <w:vAlign w:val="center"/>
+            <w:shd w:val="clear" w:color="auto" w:fill="1A237E"/>
+            <w:tcBorders>
+              <w:top w:val="single" w:sz="6" w:color="FFFFFF"/>
+              <w:left w:val="single" w:sz="6" w:color="FFFFFF"/>
+              <w:bottom w:val="single" w:sz="6" w:color="FFFFFF"/>
+              <w:right w:val="single" w:sz="6" w:color="FFFFFF"/>
+            </w:tcBorders>
+          </w:tcPr>
+          <w:p>
+            <w:pPr>
+              <w:spacing w:before="80" w:after="80"/>
+              <w:jc w:val="center"/>
+            </w:pPr>
+            <w:r/>
+            <w:r>
+              <w:rPr>
+                <w:rFonts w:ascii="Microsoft YaHei" w:hAnsi="Microsoft YaHei" w:eastAsia="Microsoft YaHei"/>
+                <w:b/>
+                <w:color w:val="FFFFFF"/>
+                <w:sz w:val="22"/>
+              </w:rPr>
+              <w:t>角色</w:t>
+            </w:r>
+          </w:p>
+        </w:tc>
+        <w:tc>
+          <w:tcPr>
+            <w:tcW w:type="dxa" w:w="3118"/>
+            <w:vAlign w:val="center"/>
+            <w:shd w:val="clear" w:color="auto" w:fill="1A237E"/>
+            <w:tcBorders>
+              <w:top w:val="single" w:sz="6" w:color="FFFFFF"/>
+              <w:left w:val="single" w:sz="6" w:color="FFFFFF"/>
+              <w:bottom w:val="single" w:sz="6" w:color="FFFFFF"/>
+              <w:right w:val="single" w:sz="6" w:color="FFFFFF"/>
+            </w:tcBorders>
+          </w:tcPr>
+          <w:p>
+            <w:pPr>
+              <w:spacing w:before="80" w:after="80"/>
+              <w:jc w:val="center"/>
+            </w:pPr>
+            <w:r/>
+            <w:r>
+              <w:rPr>
+                <w:rFonts w:ascii="Microsoft YaHei" w:hAnsi="Microsoft YaHei" w:eastAsia="Microsoft YaHei"/>
+                <w:b/>
+                <w:color w:val="FFFFFF"/>
+                <w:sz w:val="22"/>
+              </w:rPr>
+              <w:t>身份</w:t>
+            </w:r>
+          </w:p>
+        </w:tc>
+        <w:tc>
+          <w:tcPr>
+            <w:tcW w:type="dxa" w:w="4819"/>
+            <w:vAlign w:val="center"/>
+            <w:shd w:val="clear" w:color="auto" w:fill="1A237E"/>
+            <w:tcBorders>
+              <w:top w:val="single" w:sz="6" w:color="FFFFFF"/>
+              <w:left w:val="single" w:sz="6" w:color="FFFFFF"/>
+              <w:bottom w:val="single" w:sz="6" w:color="FFFFFF"/>
+              <w:right w:val="single" w:sz="6" w:color="FFFFFF"/>
+            </w:tcBorders>
+          </w:tcPr>
+          <w:p>
+            <w:pPr>
+              <w:spacing w:before="80" w:after="80"/>
+              <w:jc w:val="center"/>
+            </w:pPr>
+            <w:r/>
+            <w:r>
+              <w:rPr>
+                <w:rFonts w:ascii="Microsoft YaHei" w:hAnsi="Microsoft YaHei" w:eastAsia="Microsoft YaHei"/>
+                <w:b/>
+                <w:color w:val="FFFFFF"/>
+                <w:sz w:val="22"/>
+              </w:rPr>
+              <w:t>关键定位</w:t>
+            </w:r>
+          </w:p>
+        </w:tc>
+      </w:tr>
+      <w:tr>
+        <w:tc>
+          <w:tcPr>
+            <w:tcW w:type="dxa" w:w="1134"/>
+            <w:vAlign w:val="center"/>
+            <w:shd w:val="clear" w:color="auto" w:fill="FDF2F2"/>
+            <w:tcBorders>
+              <w:top w:val="single" w:sz="4" w:color="E8C9C9"/>
+              <w:left w:val="single" w:sz="4" w:color="E8C9C9"/>
+              <w:bottom w:val="single" w:sz="4" w:color="E8C9C9"/>
+              <w:right w:val="single" w:sz="4" w:color="E8C9C9"/>
+            </w:tcBorders>
+          </w:tcPr>
+          <w:p>
+            <w:pPr>
+              <w:spacing w:before="60" w:after="60"/>
+              <w:jc w:val="center"/>
+            </w:pPr>
+            <w:r/>
+            <w:r>
+              <w:rPr>
+                <w:rFonts w:ascii="Microsoft YaHei" w:hAnsi="Microsoft YaHei" w:eastAsia="Microsoft YaHei"/>
+                <w:color w:val="2C3E50"/>
+                <w:sz w:val="20"/>
+              </w:rPr>
+              <w:t>刘晓晓</w:t>
+            </w:r>
+          </w:p>
+        </w:tc>
+        <w:tc>
+          <w:tcPr>
+            <w:tcW w:type="dxa" w:w="3118"/>
+            <w:vAlign w:val="center"/>
+            <w:shd w:val="clear" w:color="auto" w:fill="FDF2F2"/>
+            <w:tcBorders>
+              <w:top w:val="single" w:sz="4" w:color="E8C9C9"/>
+              <w:left w:val="single" w:sz="4" w:color="E8C9C9"/>
+              <w:bottom w:val="single" w:sz="4" w:color="E8C9C9"/>
+              <w:right w:val="single" w:sz="4" w:color="E8C9C9"/>
+            </w:tcBorders>
+          </w:tcPr>
+          <w:p>
+            <w:pPr>
+              <w:spacing w:before="60" w:after="60"/>
+              <w:jc w:val="left"/>
+            </w:pPr>
+            <w:r/>
+            <w:r>
+              <w:rPr>
+                <w:rFonts w:ascii="Microsoft YaHei" w:hAnsi="Microsoft YaHei" w:eastAsia="Microsoft YaHei"/>
+                <w:color w:val="2C3E50"/>
+                <w:sz w:val="20"/>
+              </w:rPr>
+              <w:t>女主 / 重生者 / 真名李秋秋 / 22 岁被拐</w:t>
+            </w:r>
+          </w:p>
+        </w:tc>
+        <w:tc>
+          <w:tcPr>
+            <w:tcW w:type="dxa" w:w="4819"/>
+            <w:vAlign w:val="center"/>
+            <w:shd w:val="clear" w:color="auto" w:fill="FDF2F2"/>
+            <w:tcBorders>
+              <w:top w:val="single" w:sz="4" w:color="E8C9C9"/>
+              <w:left w:val="single" w:sz="4" w:color="E8C9C9"/>
+              <w:bottom w:val="single" w:sz="4" w:color="E8C9C9"/>
+              <w:right w:val="single" w:sz="4" w:color="E8C9C9"/>
+            </w:tcBorders>
+          </w:tcPr>
+          <w:p>
+            <w:pPr>
+              <w:spacing w:before="60" w:after="60"/>
+              <w:jc w:val="left"/>
+            </w:pPr>
+            <w:r/>
+            <w:r>
+              <w:rPr>
+                <w:rFonts w:ascii="Microsoft YaHei" w:hAnsi="Microsoft YaHei" w:eastAsia="Microsoft YaHei"/>
+                <w:color w:val="2C3E50"/>
+                <w:sz w:val="20"/>
+              </w:rPr>
+              <w:t>清醒装失忆 / 有计算的演技 / 不奶声奶气</w:t>
+            </w:r>
+          </w:p>
+        </w:tc>
+      </w:tr>
+      <w:tr>
+        <w:tc>
+          <w:tcPr>
+            <w:tcW w:type="dxa" w:w="1134"/>
+            <w:vAlign w:val="center"/>
+            <w:shd w:val="clear" w:color="auto" w:fill="FFFFFF"/>
+            <w:tcBorders>
+              <w:top w:val="single" w:sz="4" w:color="E8C9C9"/>
+              <w:left w:val="single" w:sz="4" w:color="E8C9C9"/>
+              <w:bottom w:val="single" w:sz="4" w:color="E8C9C9"/>
+              <w:right w:val="single" w:sz="4" w:color="E8C9C9"/>
+            </w:tcBorders>
+          </w:tcPr>
+          <w:p>
+            <w:pPr>
+              <w:spacing w:before="60" w:after="60"/>
+              <w:jc w:val="center"/>
+            </w:pPr>
+            <w:r/>
+            <w:r>
+              <w:rPr>
+                <w:rFonts w:ascii="Microsoft YaHei" w:hAnsi="Microsoft YaHei" w:eastAsia="Microsoft YaHei"/>
+                <w:color w:val="2C3E50"/>
+                <w:sz w:val="20"/>
+              </w:rPr>
+              <w:t>林老实</w:t>
+            </w:r>
+          </w:p>
+        </w:tc>
+        <w:tc>
+          <w:tcPr>
+            <w:tcW w:type="dxa" w:w="3118"/>
+            <w:vAlign w:val="center"/>
+            <w:shd w:val="clear" w:color="auto" w:fill="FFFFFF"/>
+            <w:tcBorders>
+              <w:top w:val="single" w:sz="4" w:color="E8C9C9"/>
+              <w:left w:val="single" w:sz="4" w:color="E8C9C9"/>
+              <w:bottom w:val="single" w:sz="4" w:color="E8C9C9"/>
+              <w:right w:val="single" w:sz="4" w:color="E8C9C9"/>
+            </w:tcBorders>
+          </w:tcPr>
+          <w:p>
+            <w:pPr>
+              <w:spacing w:before="60" w:after="60"/>
+              <w:jc w:val="left"/>
+            </w:pPr>
+            <w:r/>
+            <w:r>
+              <w:rPr>
+                <w:rFonts w:ascii="Microsoft YaHei" w:hAnsi="Microsoft YaHei" w:eastAsia="Microsoft YaHei"/>
+                <w:b/>
+                <w:color w:val="C0392B"/>
+                <w:sz w:val="21"/>
+              </w:rPr>
+              <w:t>一家之主 / 骗局策划者 / 团伙首脑</w:t>
+            </w:r>
+          </w:p>
+        </w:tc>
+        <w:tc>
+          <w:tcPr>
+            <w:tcW w:type="dxa" w:w="4819"/>
+            <w:vAlign w:val="center"/>
+            <w:shd w:val="clear" w:color="auto" w:fill="FFFFFF"/>
+            <w:tcBorders>
+              <w:top w:val="single" w:sz="4" w:color="E8C9C9"/>
+              <w:left w:val="single" w:sz="4" w:color="E8C9C9"/>
+              <w:bottom w:val="single" w:sz="4" w:color="E8C9C9"/>
+              <w:right w:val="single" w:sz="4" w:color="E8C9C9"/>
+            </w:tcBorders>
+          </w:tcPr>
+          <w:p>
+            <w:pPr>
+              <w:spacing w:before="60" w:after="60"/>
+              <w:jc w:val="left"/>
+            </w:pPr>
+            <w:r/>
+            <w:r>
+              <w:rPr>
+                <w:rFonts w:ascii="Microsoft YaHei" w:hAnsi="Microsoft YaHei" w:eastAsia="Microsoft YaHei"/>
+                <w:color w:val="2C3E50"/>
+                <w:sz w:val="20"/>
+              </w:rPr>
+              <w:t>沉默 + 一开口就是审判</w:t>
+            </w:r>
+          </w:p>
+        </w:tc>
+      </w:tr>
+      <w:tr>
+        <w:tc>
+          <w:tcPr>
+            <w:tcW w:type="dxa" w:w="1134"/>
+            <w:vAlign w:val="center"/>
+            <w:shd w:val="clear" w:color="auto" w:fill="FDF2F2"/>
+            <w:tcBorders>
+              <w:top w:val="single" w:sz="4" w:color="E8C9C9"/>
+              <w:left w:val="single" w:sz="4" w:color="E8C9C9"/>
+              <w:bottom w:val="single" w:sz="4" w:color="E8C9C9"/>
+              <w:right w:val="single" w:sz="4" w:color="E8C9C9"/>
+            </w:tcBorders>
+          </w:tcPr>
+          <w:p>
+            <w:pPr>
+              <w:spacing w:before="60" w:after="60"/>
+              <w:jc w:val="center"/>
+            </w:pPr>
+            <w:r/>
+            <w:r>
+              <w:rPr>
+                <w:rFonts w:ascii="Microsoft YaHei" w:hAnsi="Microsoft YaHei" w:eastAsia="Microsoft YaHei"/>
+                <w:color w:val="2C3E50"/>
+                <w:sz w:val="20"/>
+              </w:rPr>
+              <w:t>王翠芬</w:t>
+            </w:r>
+          </w:p>
+        </w:tc>
+        <w:tc>
+          <w:tcPr>
+            <w:tcW w:type="dxa" w:w="3118"/>
+            <w:vAlign w:val="center"/>
+            <w:shd w:val="clear" w:color="auto" w:fill="FDF2F2"/>
+            <w:tcBorders>
+              <w:top w:val="single" w:sz="4" w:color="E8C9C9"/>
+              <w:left w:val="single" w:sz="4" w:color="E8C9C9"/>
+              <w:bottom w:val="single" w:sz="4" w:color="E8C9C9"/>
+              <w:right w:val="single" w:sz="4" w:color="E8C9C9"/>
+            </w:tcBorders>
+          </w:tcPr>
+          <w:p>
+            <w:pPr>
+              <w:spacing w:before="60" w:after="60"/>
+              <w:jc w:val="left"/>
+            </w:pPr>
+            <w:r/>
+            <w:r>
+              <w:rPr>
+                <w:rFonts w:ascii="Microsoft YaHei" w:hAnsi="Microsoft YaHei" w:eastAsia="Microsoft YaHei"/>
+                <w:color w:val="2C3E50"/>
+                <w:sz w:val="20"/>
+              </w:rPr>
+              <w:t>假母 / 演员</w:t>
+            </w:r>
+          </w:p>
+        </w:tc>
+        <w:tc>
+          <w:tcPr>
+            <w:tcW w:type="dxa" w:w="4819"/>
+            <w:vAlign w:val="center"/>
+            <w:shd w:val="clear" w:color="auto" w:fill="FDF2F2"/>
+            <w:tcBorders>
+              <w:top w:val="single" w:sz="4" w:color="E8C9C9"/>
+              <w:left w:val="single" w:sz="4" w:color="E8C9C9"/>
+              <w:bottom w:val="single" w:sz="4" w:color="E8C9C9"/>
+              <w:right w:val="single" w:sz="4" w:color="E8C9C9"/>
+            </w:tcBorders>
+          </w:tcPr>
+          <w:p>
+            <w:pPr>
+              <w:spacing w:before="60" w:after="60"/>
+              <w:jc w:val="left"/>
+            </w:pPr>
+            <w:r/>
+            <w:r>
+              <w:rPr>
+                <w:rFonts w:ascii="Microsoft YaHei" w:hAnsi="Microsoft YaHei" w:eastAsia="Microsoft YaHei"/>
+                <w:color w:val="2C3E50"/>
+                <w:sz w:val="20"/>
+              </w:rPr>
+              <w:t>"你是娘的闺女"路线 / 慈祥外壳</w:t>
+            </w:r>
+          </w:p>
+        </w:tc>
+      </w:tr>
+      <w:tr>
+        <w:tc>
+          <w:tcPr>
+            <w:tcW w:type="dxa" w:w="1134"/>
+            <w:vAlign w:val="center"/>
+            <w:shd w:val="clear" w:color="auto" w:fill="FFFFFF"/>
+            <w:tcBorders>
+              <w:top w:val="single" w:sz="4" w:color="E8C9C9"/>
+              <w:left w:val="single" w:sz="4" w:color="E8C9C9"/>
+              <w:bottom w:val="single" w:sz="4" w:color="E8C9C9"/>
+              <w:right w:val="single" w:sz="4" w:color="E8C9C9"/>
+            </w:tcBorders>
+          </w:tcPr>
+          <w:p>
+            <w:pPr>
+              <w:spacing w:before="60" w:after="60"/>
+              <w:jc w:val="center"/>
+            </w:pPr>
+            <w:r/>
+            <w:r>
+              <w:rPr>
+                <w:rFonts w:ascii="Microsoft YaHei" w:hAnsi="Microsoft YaHei" w:eastAsia="Microsoft YaHei"/>
+                <w:color w:val="2C3E50"/>
+                <w:sz w:val="20"/>
+              </w:rPr>
+              <w:t>林大牛</w:t>
+            </w:r>
+          </w:p>
+        </w:tc>
+        <w:tc>
+          <w:tcPr>
+            <w:tcW w:type="dxa" w:w="3118"/>
+            <w:vAlign w:val="center"/>
+            <w:shd w:val="clear" w:color="auto" w:fill="FFFFFF"/>
+            <w:tcBorders>
+              <w:top w:val="single" w:sz="4" w:color="E8C9C9"/>
+              <w:left w:val="single" w:sz="4" w:color="E8C9C9"/>
+              <w:bottom w:val="single" w:sz="4" w:color="E8C9C9"/>
+              <w:right w:val="single" w:sz="4" w:color="E8C9C9"/>
+            </w:tcBorders>
+          </w:tcPr>
+          <w:p>
+            <w:pPr>
+              <w:spacing w:before="60" w:after="60"/>
+              <w:jc w:val="left"/>
+            </w:pPr>
+            <w:r/>
+            <w:r>
+              <w:rPr>
+                <w:rFonts w:ascii="Microsoft YaHei" w:hAnsi="Microsoft YaHei" w:eastAsia="Microsoft YaHei"/>
+                <w:color w:val="2C3E50"/>
+                <w:sz w:val="20"/>
+              </w:rPr>
+              <w:t>大哥 / 周兰丈夫 / 团伙打手</w:t>
+            </w:r>
+          </w:p>
+        </w:tc>
+        <w:tc>
+          <w:tcPr>
+            <w:tcW w:type="dxa" w:w="4819"/>
+            <w:vAlign w:val="center"/>
+            <w:shd w:val="clear" w:color="auto" w:fill="FFFFFF"/>
+            <w:tcBorders>
+              <w:top w:val="single" w:sz="4" w:color="E8C9C9"/>
+              <w:left w:val="single" w:sz="4" w:color="E8C9C9"/>
+              <w:bottom w:val="single" w:sz="4" w:color="E8C9C9"/>
+              <w:right w:val="single" w:sz="4" w:color="E8C9C9"/>
+            </w:tcBorders>
+          </w:tcPr>
+          <w:p>
+            <w:pPr>
+              <w:spacing w:before="60" w:after="60"/>
+              <w:jc w:val="left"/>
+            </w:pPr>
+            <w:r/>
+            <w:r>
+              <w:rPr>
+                <w:rFonts w:ascii="Microsoft YaHei" w:hAnsi="Microsoft YaHei" w:eastAsia="Microsoft YaHei"/>
+                <w:color w:val="2C3E50"/>
+                <w:sz w:val="20"/>
+              </w:rPr>
+              <w:t>油腻自我感动</w:t>
+            </w:r>
+          </w:p>
+        </w:tc>
+      </w:tr>
+      <w:tr>
+        <w:tc>
+          <w:tcPr>
+            <w:tcW w:type="dxa" w:w="1134"/>
+            <w:vAlign w:val="center"/>
+            <w:shd w:val="clear" w:color="auto" w:fill="FDF2F2"/>
+            <w:tcBorders>
+              <w:top w:val="single" w:sz="4" w:color="E8C9C9"/>
+              <w:left w:val="single" w:sz="4" w:color="E8C9C9"/>
+              <w:bottom w:val="single" w:sz="4" w:color="E8C9C9"/>
+              <w:right w:val="single" w:sz="4" w:color="E8C9C9"/>
+            </w:tcBorders>
+          </w:tcPr>
+          <w:p>
+            <w:pPr>
+              <w:spacing w:before="60" w:after="60"/>
+              <w:jc w:val="center"/>
+            </w:pPr>
+            <w:r/>
+            <w:r>
+              <w:rPr>
+                <w:rFonts w:ascii="Microsoft YaHei" w:hAnsi="Microsoft YaHei" w:eastAsia="Microsoft YaHei"/>
+                <w:color w:val="2C3E50"/>
+                <w:sz w:val="20"/>
+              </w:rPr>
+              <w:t>周兰</w:t>
+            </w:r>
+          </w:p>
+        </w:tc>
+        <w:tc>
+          <w:tcPr>
+            <w:tcW w:type="dxa" w:w="3118"/>
+            <w:vAlign w:val="center"/>
+            <w:shd w:val="clear" w:color="auto" w:fill="FDF2F2"/>
+            <w:tcBorders>
+              <w:top w:val="single" w:sz="4" w:color="E8C9C9"/>
+              <w:left w:val="single" w:sz="4" w:color="E8C9C9"/>
+              <w:bottom w:val="single" w:sz="4" w:color="E8C9C9"/>
+              <w:right w:val="single" w:sz="4" w:color="E8C9C9"/>
+            </w:tcBorders>
+          </w:tcPr>
+          <w:p>
+            <w:pPr>
+              <w:spacing w:before="60" w:after="60"/>
+              <w:jc w:val="left"/>
+            </w:pPr>
+            <w:r/>
+            <w:r>
+              <w:rPr>
+                <w:rFonts w:ascii="Microsoft YaHei" w:hAnsi="Microsoft YaHei" w:eastAsia="Microsoft YaHei"/>
+                <w:color w:val="2C3E50"/>
+                <w:sz w:val="20"/>
+              </w:rPr>
+              <w:t xml:space="preserve">大嫂 / 本村人 / </w:t>
+            </w:r>
+            <w:r>
+              <w:rPr>
+                <w:rFonts w:ascii="Microsoft YaHei" w:hAnsi="Microsoft YaHei" w:eastAsia="Microsoft YaHei"/>
+                <w:b/>
+                <w:color w:val="C0392B"/>
+                <w:sz w:val="21"/>
+              </w:rPr>
+              <w:t>设暗礁+教男主亲人的人</w:t>
+            </w:r>
+          </w:p>
+        </w:tc>
+        <w:tc>
+          <w:tcPr>
+            <w:tcW w:type="dxa" w:w="4819"/>
+            <w:vAlign w:val="center"/>
+            <w:shd w:val="clear" w:color="auto" w:fill="FDF2F2"/>
+            <w:tcBorders>
+              <w:top w:val="single" w:sz="4" w:color="E8C9C9"/>
+              <w:left w:val="single" w:sz="4" w:color="E8C9C9"/>
+              <w:bottom w:val="single" w:sz="4" w:color="E8C9C9"/>
+              <w:right w:val="single" w:sz="4" w:color="E8C9C9"/>
+            </w:tcBorders>
+          </w:tcPr>
+          <w:p>
+            <w:pPr>
+              <w:spacing w:before="60" w:after="60"/>
+              <w:jc w:val="left"/>
+            </w:pPr>
+            <w:r/>
+            <w:r>
+              <w:rPr>
+                <w:rFonts w:ascii="Microsoft YaHei" w:hAnsi="Microsoft YaHei" w:eastAsia="Microsoft YaHei"/>
+                <w:color w:val="2C3E50"/>
+                <w:sz w:val="20"/>
+              </w:rPr>
+              <w:t>刻薄市井 / 双层算计</w:t>
+            </w:r>
+          </w:p>
+        </w:tc>
+      </w:tr>
+      <w:tr>
+        <w:tc>
+          <w:tcPr>
+            <w:tcW w:type="dxa" w:w="1134"/>
+            <w:vAlign w:val="center"/>
+            <w:shd w:val="clear" w:color="auto" w:fill="FFFFFF"/>
+            <w:tcBorders>
+              <w:top w:val="single" w:sz="4" w:color="E8C9C9"/>
+              <w:left w:val="single" w:sz="4" w:color="E8C9C9"/>
+              <w:bottom w:val="single" w:sz="4" w:color="E8C9C9"/>
+              <w:right w:val="single" w:sz="4" w:color="E8C9C9"/>
+            </w:tcBorders>
+          </w:tcPr>
+          <w:p>
+            <w:pPr>
+              <w:spacing w:before="60" w:after="60"/>
+              <w:jc w:val="center"/>
+            </w:pPr>
+            <w:r/>
+            <w:r>
+              <w:rPr>
+                <w:rFonts w:ascii="Microsoft YaHei" w:hAnsi="Microsoft YaHei" w:eastAsia="Microsoft YaHei"/>
+                <w:b/>
+                <w:color w:val="C0392B"/>
+                <w:sz w:val="21"/>
+              </w:rPr>
+              <w:t>林二郎</w:t>
+            </w:r>
+          </w:p>
+        </w:tc>
+        <w:tc>
+          <w:tcPr>
+            <w:tcW w:type="dxa" w:w="3118"/>
+            <w:vAlign w:val="center"/>
+            <w:shd w:val="clear" w:color="auto" w:fill="FFFFFF"/>
+            <w:tcBorders>
+              <w:top w:val="single" w:sz="4" w:color="E8C9C9"/>
+              <w:left w:val="single" w:sz="4" w:color="E8C9C9"/>
+              <w:bottom w:val="single" w:sz="4" w:color="E8C9C9"/>
+              <w:right w:val="single" w:sz="4" w:color="E8C9C9"/>
+            </w:tcBorders>
+          </w:tcPr>
+          <w:p>
+            <w:pPr>
+              <w:spacing w:before="60" w:after="60"/>
+              <w:jc w:val="left"/>
+            </w:pPr>
+            <w:r/>
+            <w:r>
+              <w:rPr>
+                <w:rFonts w:ascii="Microsoft YaHei" w:hAnsi="Microsoft YaHei" w:eastAsia="Microsoft YaHei"/>
+                <w:b/>
+                <w:color w:val="C0392B"/>
+                <w:sz w:val="21"/>
+              </w:rPr>
+              <w:t>二哥 / 智力低下的男主 / 女主被指定要嫁的人 / 反派要靠他让女主生孩子</w:t>
+            </w:r>
+          </w:p>
+        </w:tc>
+        <w:tc>
+          <w:tcPr>
+            <w:tcW w:type="dxa" w:w="4819"/>
+            <w:vAlign w:val="center"/>
+            <w:shd w:val="clear" w:color="auto" w:fill="FFFFFF"/>
+            <w:tcBorders>
+              <w:top w:val="single" w:sz="4" w:color="E8C9C9"/>
+              <w:left w:val="single" w:sz="4" w:color="E8C9C9"/>
+              <w:bottom w:val="single" w:sz="4" w:color="E8C9C9"/>
+              <w:right w:val="single" w:sz="4" w:color="E8C9C9"/>
+            </w:tcBorders>
+          </w:tcPr>
+          <w:p>
+            <w:pPr>
+              <w:spacing w:before="60" w:after="60"/>
+              <w:jc w:val="left"/>
+            </w:pPr>
+            <w:r/>
+            <w:r>
+              <w:rPr>
+                <w:rFonts w:ascii="Microsoft YaHei" w:hAnsi="Microsoft YaHei" w:eastAsia="Microsoft YaHei"/>
+                <w:color w:val="2C3E50"/>
+                <w:sz w:val="20"/>
+              </w:rPr>
+              <w:t>傻笑 / 流口水 / 只会复述别人的话</w:t>
+            </w:r>
+          </w:p>
+        </w:tc>
+      </w:tr>
+      <w:tr>
+        <w:tc>
+          <w:tcPr>
+            <w:tcW w:type="dxa" w:w="1134"/>
+            <w:vAlign w:val="center"/>
+            <w:shd w:val="clear" w:color="auto" w:fill="FDF2F2"/>
+            <w:tcBorders>
+              <w:top w:val="single" w:sz="4" w:color="E8C9C9"/>
+              <w:left w:val="single" w:sz="4" w:color="E8C9C9"/>
+              <w:bottom w:val="single" w:sz="4" w:color="E8C9C9"/>
+              <w:right w:val="single" w:sz="4" w:color="E8C9C9"/>
+            </w:tcBorders>
+          </w:tcPr>
+          <w:p>
+            <w:pPr>
+              <w:spacing w:before="60" w:after="60"/>
+              <w:jc w:val="center"/>
+            </w:pPr>
+            <w:r/>
+            <w:r>
+              <w:rPr>
+                <w:rFonts w:ascii="Microsoft YaHei" w:hAnsi="Microsoft YaHei" w:eastAsia="Microsoft YaHei"/>
+                <w:color w:val="2C3E50"/>
+                <w:sz w:val="20"/>
+              </w:rPr>
+              <w:t>林二丫</w:t>
+            </w:r>
+          </w:p>
+        </w:tc>
+        <w:tc>
+          <w:tcPr>
+            <w:tcW w:type="dxa" w:w="3118"/>
+            <w:vAlign w:val="center"/>
+            <w:shd w:val="clear" w:color="auto" w:fill="FDF2F2"/>
+            <w:tcBorders>
+              <w:top w:val="single" w:sz="4" w:color="E8C9C9"/>
+              <w:left w:val="single" w:sz="4" w:color="E8C9C9"/>
+              <w:bottom w:val="single" w:sz="4" w:color="E8C9C9"/>
+              <w:right w:val="single" w:sz="4" w:color="E8C9C9"/>
+            </w:tcBorders>
+          </w:tcPr>
+          <w:p>
+            <w:pPr>
+              <w:spacing w:before="60" w:after="60"/>
+              <w:jc w:val="left"/>
+            </w:pPr>
+            <w:r/>
+            <w:r>
+              <w:rPr>
+                <w:rFonts w:ascii="Microsoft YaHei" w:hAnsi="Microsoft YaHei" w:eastAsia="Microsoft YaHei"/>
+                <w:color w:val="2C3E50"/>
+                <w:sz w:val="20"/>
+              </w:rPr>
+              <w:t>二姐 / 驯化的帮凶</w:t>
+            </w:r>
+          </w:p>
+        </w:tc>
+        <w:tc>
+          <w:tcPr>
+            <w:tcW w:type="dxa" w:w="4819"/>
+            <w:vAlign w:val="center"/>
+            <w:shd w:val="clear" w:color="auto" w:fill="FDF2F2"/>
+            <w:tcBorders>
+              <w:top w:val="single" w:sz="4" w:color="E8C9C9"/>
+              <w:left w:val="single" w:sz="4" w:color="E8C9C9"/>
+              <w:bottom w:val="single" w:sz="4" w:color="E8C9C9"/>
+              <w:right w:val="single" w:sz="4" w:color="E8C9C9"/>
+            </w:tcBorders>
+          </w:tcPr>
+          <w:p>
+            <w:pPr>
+              <w:spacing w:before="60" w:after="60"/>
+              <w:jc w:val="left"/>
+            </w:pPr>
+            <w:r/>
+            <w:r>
+              <w:rPr>
+                <w:rFonts w:ascii="Microsoft YaHei" w:hAnsi="Microsoft YaHei" w:eastAsia="Microsoft YaHei"/>
+                <w:color w:val="2C3E50"/>
+                <w:sz w:val="20"/>
+              </w:rPr>
+              <w:t>懦弱摇摆</w:t>
+            </w:r>
+          </w:p>
+        </w:tc>
+      </w:tr>
+    </w:tbl>
+    <w:p>
+      <w:pPr>
+        <w:spacing w:before="0" w:after="80"/>
+      </w:pPr>
     </w:p>
     <w:p>
       <w:pPr>
